--- a/output/20260928-m3-final-docx/stage3/M3_有序难度决策与大模型先验边界_EN_终稿.docx
+++ b/output/20260928-m3-final-docx/stage3/M3_有序难度决策与大模型先验边界_EN_终稿.docx
@@ -15,7 +15,7 @@
           <w:color w:val="000000"/>
           <w:sz w:val="36"/>
         </w:rPr>
-        <w:t>Ordinal Difficulty Decisions and the Reliability Boundary of a Single-Model LLM Difficulty Prior: Empirical Calibration from a Self-Built Simulator to Junyi's Real Action Space</w:t>
+        <w:t>Ordinal Difficulty Decisions and the Reliability Boundary of Local Open-Weight LLM Difficulty Priors: Empirical Calibration from a Self-Built Simulator to Junyi's Real Action Space</w:t>
       </w:r>
     </w:p>
     <w:p>
@@ -64,33 +64,20 @@
         <w:rPr>
           <w:sz w:val="22"/>
         </w:rPr>
-        <w:t>AI-Assisted Writing and LLM Annotation Disclosure.This manuscript was prepared with the assistance of a large language model (LLM) used strictly as a language-polishing and drafting aid; no LLM authored scientific content or made any analytical or statistical decision, and all results, claims, and numerical values were produced by the authors' own experiments and scripts.The scientific object of this work—the evaluation of LLM difficulty annotations as decision-making priors—uses a locally deployed open-weight LLM (</w:t>
-      </w:r>
-      <w:r>
-        <w:rPr>
-          <w:rFonts w:ascii="Courier New" w:hAnsi="Courier New"/>
+        <w:t xml:space="preserve">AI-Assisted Writing Disclosure.This manuscript was prepared with the assistance of large language models (LLMs) and AI coding agents.These tools were used, to varying extents, for: (i) generating and editing analysis scripts; (ii) executing and re-running experiments; (iii) drafting, translating and polishing manuscript text; (iv) drafting internal revision-tracking documents.The claim made in an earlier version of this disclosure — that the LLM "was used strictly as a language-polishing and drafting aid" and that no LLM participated in analytical, statistical or experimental work — </w:t>
+      </w:r>
+      <w:r>
+        <w:rPr>
+          <w:b/>
           <w:sz w:val="22"/>
         </w:rPr>
-        <w:t>qwen36:latest</w:t>
+        <w:t>has been withdrawn</w:t>
       </w:r>
       <w:r>
         <w:rPr>
           <w:sz w:val="22"/>
         </w:rPr>
-        <w:t>, base Qwen3.6-35B-A3B, IQ3_S quantization) as the annotation model under audit.All annotation protocols, prompt templates, and parsing procedures are documented in §4.4 and the supplementary code; the model is identified by its Ollama manifest SHA-256 (</w:t>
-      </w:r>
-      <w:r>
-        <w:rPr>
-          <w:rFonts w:ascii="Courier New" w:hAnsi="Courier New"/>
-          <w:sz w:val="22"/>
-        </w:rPr>
-        <w:t>5f2d8551c774bb764ea2cf1d4164dffcb795a76c7e2e2a597a48c4a82376fa01</w:t>
-      </w:r>
-      <w:r>
-        <w:rPr>
-          <w:sz w:val="22"/>
-        </w:rPr>
-        <w:t>).</w:t>
+        <w:t>, because it is not consistent with the traces visible in the accompanying repository (supervisor's review §2.3, 2026-09-29).</w:t>
       </w:r>
     </w:p>
     <w:p>
@@ -103,7 +90,20 @@
         <w:rPr>
           <w:sz w:val="22"/>
         </w:rPr>
-        <w:t>The annotation pipeline is the subject of study, not a writing tool.</w:t>
+        <w:t xml:space="preserve">The per-task division of work between the author and these tools, and the scope of the author's own verification of each tool output, is recorded by the author in the role-and-tools table of the dissertation proposal (§10.1) and will be stated here in its final form before submission.The corresponding author has </w:t>
+      </w:r>
+      <w:r>
+        <w:rPr>
+          <w:b/>
+          <w:sz w:val="22"/>
+        </w:rPr>
+        <w:t>not</w:t>
+      </w:r>
+      <w:r>
+        <w:rPr>
+          <w:sz w:val="22"/>
+        </w:rPr>
+        <w:t xml:space="preserve"> yet reviewed and approved this disclosure; accordingly, and per review §10, the corresponding author's name is withheld from this manuscript until the final version is approved.All numerical results reported here were produced by the scripts in the accompanying repository and are reproducible from them.</w:t>
       </w:r>
     </w:p>
     <w:p>
@@ -182,7 +182,20 @@
         <w:rPr>
           <w:sz w:val="21"/>
         </w:rPr>
-        <w:t>Third, on a single locally deployed model (Qwen3.6-35B-A3B, GGUF IQ3_S), we measure the LLM difficulty prior's reliability: on DBE-KT22 (212 items) an anchored absolute-rating protocol yields Spearman ρ = 0.2195 (p = 0.0013) and a batch-ranking + Bradley–Terry protocol yields ρ = 0.1808 (p = 0.0083), both of the same order as the behavioural-evidence agreement with expert labels (ρ = 0.2207), and the two are not significantly different (item-level paired bootstrap Δ = 0.0385, 95% CI [−0.0652, 0.2193], p = 0.34); on XES3G5M (120 Chinese primary-school maths items) ρ = −0.038 (n.s.).A four-family × three-scale open-weight matrix (11 evaluated cells) confirms that this conclusion is bounded to the assessed matrix and not generalizable to "all LLMs".</w:t>
+        <w:t xml:space="preserve">Third, on a single locally deployed model (Qwen3.6-35B-A3B, GGUF IQ3_S), we measure the LLM difficulty prior's reliability: on DBE-KT22 (212 items) an anchored absolute-rating protocol yields Spearman ρ = 0.2195 (p = 0.0013) and a batch-ranking + Bradley–Terry protocol yields ρ = 0.1808 (p = 0.0083; </w:t>
+      </w:r>
+      <w:r>
+        <w:rPr>
+          <w:b/>
+          <w:sz w:val="21"/>
+        </w:rPr>
+        <w:t>the value after merging both return forms</w:t>
+      </w:r>
+      <w:r>
+        <w:rPr>
+          <w:sz w:val="21"/>
+        </w:rPr>
+        <w:t>; the enum-array form alone gives ρ = 0.1553, see the Table 5 split note in §5.4), both of the same order as the behavioural-evidence agreement with expert labels (ρ = 0.2207), and the two are not significantly different (item-level paired bootstrap Δ = 0.0385, 95% CI [−0.0652, 0.2193], p = 0.34); on XES3G5M (120 Chinese primary-school maths items) ρ = −0.038 (n.s.).A four-family × three-scale open-weight matrix (11 evaluated cells) confirms that this conclusion is bounded to the assessed matrix and not generalizable to "all LLMs".</w:t>
       </w:r>
     </w:p>
     <w:p>
@@ -329,13 +342,7 @@
         <w:jc w:val="both"/>
       </w:pPr>
       <w:r>
-        <w:t>The second gap is the measurability of the difficulty prior.The original plan was to set the machine-consensus threshold and decision-layer loss as a function of ensemble size.We discovered a more basic problem unresolved: on this one model, only two of four annotation protocols yield usable correlation estimates—the other two each fail for a different reason (one truncates the thinking text and labels from it; one has zero parse failures but its ranking is uncorrelated with expert labels)—and the two usable values (ρ = 0.2195 and 0.1808) are not significantly different.This means that before discussing "how high is the correlation" one must first answer "does this number come from a protocol that can produce a number at all".We therefore moved the execution</w:t>
-      </w:r>
-      <w:r>
-        <w:t>重心</w:t>
-      </w:r>
-      <w:r>
-        <w:t xml:space="preserve"> of sub-design two forward: audit protocol parseability first, then report cross-protocol comparison.</w:t>
+        <w:t>The second gap is the measurability of the difficulty prior.The original plan was to set the machine-consensus threshold and decision-layer loss as a function of ensemble size.We discovered a more basic problem unresolved: on this one model, only two annotation protocols yield usable correlation estimates, and this paper's protocol-level conclusion rests on those two alone—the other two each fail for a different reason (one truncates the thinking text and labels from it; one has zero parse failures but its ranking is uncorrelated with expert labels)—and the two usable values (ρ = 0.2195 and 0.1808) are not significantly different.This means that before discussing "how high is the correlation" one must first answer "does this number come from a protocol that can produce a number at all".</w:t>
       </w:r>
     </w:p>
     <w:p>
@@ -344,7 +351,13 @@
         <w:jc w:val="both"/>
       </w:pPr>
       <w:r>
-        <w:t>This is not a selective deviation from the pre-registration but the natural execution of its go/no-go checkpoint: when a precondition fails, downstream flow should not start.§7 lists this deviation and the remaining unexecuted items.</w:t>
+        <w:t>We therefore moved the execution</w:t>
+      </w:r>
+      <w:r>
+        <w:t>重心</w:t>
+      </w:r>
+      <w:r>
+        <w:t xml:space="preserve"> of sub-design two forward: audit protocol parseability first, then report cross-protocol comparison.This is not a selective deviation from the pre-registration but the natural execution of its go/no-go checkpoint: when a precondition fails, downstream flow should not start.§7 lists this deviation and the remaining unexecuted items.</w:t>
       </w:r>
     </w:p>
     <w:p>
@@ -412,7 +425,7 @@
         <w:jc w:val="both"/>
       </w:pPr>
       <w:r>
-        <w:t>On "optimal difficulty", Wilson, Shenhav, Straccia, and Cohen (2019, Nature Communications) derive an optimal training error rate of about 15.87% (optimal correct rate about 85%) under an SGD learning rule, giving the first computable anchor for "flow channel"/"desirable difficulty" intuitions.Our companion paper M1 re-examined this anchor on ASSISTments 2009–2010 and found that, at window width 20, the sliding-window error-rate distribution has only 21 discrete support points; the single-value mode is an error rate of 0.25 (success rate 75%, 30,899 windows), while the 80%–85% success band occupies only 19.64%.M1 explicitly states that this descriptive distribution supports neither 15.87% nor 80.7%, and that "the measured mode falls in the 80–85% band" is refuted by the distribution itself.</w:t>
+        <w:t>On "optimal difficulty", Wilson, Shenhav, Straccia, and Cohen (2019, Nature Communications) derive an optimal training error rate of about 15.87% (optimal correct rate about 85%) under an SGD learning rule, giving the first computable anchor for "flow channel"/"desirable difficulty" intuitions.Our companion paper M1 re-examined this anchor on ASSISTments 2009–2010 and found that, at window width 20, the sliding-window error-rate distribution has only 21 discrete support points; the single-value mode is an error rate of 0.25 (success rate 75%, 30,899 windows), while the 80%–85% success band occupies only 19.64%.M1 explicitly states that this distribution is a description of experienced difficulty and is not a test of any candidate optimal value, and that "the measured mode falls in the 80–85% band" is refuted by the distribution itself.</w:t>
       </w:r>
     </w:p>
     <w:p>
@@ -530,10 +543,19 @@
         <w:rPr>
           <w:b/>
         </w:rPr>
-        <w:t>R3—Reliability measurement of a single-model LLM difficulty prior, with two methodological corrections.</w:t>
-      </w:r>
-      <w:r>
-        <w:t xml:space="preserve"> Under parseable protocols, on DBE-KT22 this model (Qwen3.6-35B-A3B, GGUF IQ3_S) agrees with expert difficulty at ρ = 0.2195 (anchored absolute rating) / 0.1808 (enum-array + BT), both of the same order as the 161,953-response behavioural evidence's agreement with expert labels (ρ = 0.2207), and the two are not significantly different (item-level paired bootstrap, BT refit within each resample: Δ = 0.0385, 95% CI [−0.0652, 0.2193], p = 0.34); on XES3G5M's Chinese maths, ρ = −0.038 (n.s.).This model's difficulty perception is item-type dependent and cannot unconditionally serve as a difficulty prior, and this conclusion is bounded to the assessed 4-family × 3-scale matrix (see §5.8 and limitation ④b); E1-B dual-protocol coverage and the S4 scale remain missing.</w:t>
+        <w:t>R3—Reliability measurement of local open-weight LLM difficulty priors, with two methodological corrections.</w:t>
+      </w:r>
+      <w:r>
+        <w:t xml:space="preserve"> Under parseable protocols, on DBE-KT22 this model (Qwen3.6-35B-A3B, GGUF IQ3_S) agrees with expert difficulty at ρ = 0.2195 (anchored absolute rating) / 0.1808 (enum-array + BT; </w:t>
+      </w:r>
+      <w:r>
+        <w:rPr>
+          <w:b/>
+        </w:rPr>
+        <w:t>the value after merging both return forms</w:t>
+      </w:r>
+      <w:r>
+        <w:t>; the enum-array form alone gives ρ = 0.1553, see the Table 5 split note in §5.4), both of the same order as the 161,953-response behavioural evidence's agreement with expert labels (ρ = 0.2207), and the two are not significantly different (item-level paired bootstrap, BT refit within each resample: Δ = 0.0385, 95% CI [−0.0652, 0.2193], p = 0.34); on XES3G5M's Chinese maths, ρ = −0.038 (n.s.).</w:t>
       </w:r>
     </w:p>
     <w:p>
@@ -542,7 +564,16 @@
         <w:jc w:val="both"/>
       </w:pPr>
       <w:r>
-        <w:t>Two methodological corrections must accompany the conclusion: (i) only two of four protocols yield usable estimates (enum-array + BT, anchored absolute rating); the free-string protocol's failure is that its ranking is itself unreliable (zero parse failures but ρ = 0.0478 n.s.), not parse failure; (ii) an earlier claim that "0.046 came from 60 of 108 batches failing to parse" is withdrawn—batch-by-batch recomputation shows 0.046 came from the free-string form's 48 batches with zero parse failures, while parse failures (13 batches) all fell in the enum-array form; the real cause of 0.046 → 0.1808 is that the two return forms' records were merged.</w:t>
+        <w:t>This model's difficulty perception is item-type dependent and cannot unconditionally serve as a difficulty prior, and this conclusion is bounded to the assessed 4-family × 3-scale matrix (see §5.8 and limitation ④b); E1-B dual-protocol coverage and the S4 scale remain missing.</w:t>
+      </w:r>
+    </w:p>
+    <w:p>
+      <w:pPr>
+        <w:ind w:firstLine="360"/>
+        <w:jc w:val="both"/>
+      </w:pPr>
+      <w:r>
+        <w:t>Two methodological corrections must accompany the conclusion: (i) only two protocols yield usable estimates (enum-array + BT, anchored absolute rating); the other two are not citable and are not used as a contrast in the conclusion; the free-string protocol's failure is that its ranking is itself unreliable (zero parse failures but ρ = 0.0478 n.s.), not parse failure; (ii) an earlier claim that "0.046 came from 60 of 108 batches failing to parse" is withdrawn—batch-by-batch recomputation shows 0.046 came from the free-string form's 48 batches with zero parse failures, while parse failures (13 batches) all fell in the enum-array form; the real cause of 0.046 → 0.1808 is that the two return forms' records were merged.</w:t>
       </w:r>
     </w:p>
     <w:p>
@@ -6384,16 +6415,7 @@
         <w:t>One over-translation must be avoided</w:t>
       </w:r>
       <w:r>
-        <w:t xml:space="preserve">: M1 explicitly states its descriptive distribution </w:t>
-      </w:r>
-      <w:r>
-        <w:rPr>
-          <w:b/>
-        </w:rPr>
-        <w:t>supports no</w:t>
-      </w:r>
-      <w:r>
-        <w:t xml:space="preserve"> candidate optimal value (neither 15.87% nor 80.7%), and the 80%–85% success band is only 19.64% with bandwidth-inflated share, so we do not call that band the "optimal success-rate zone" nor claim flow_zone hits the "optimal difficulty"—what it hits is the descriptive position of the </w:t>
+        <w:t xml:space="preserve">: M1 explicitly states that its descriptive distribution is a description of experienced difficulty and not a test of any candidate optimal value (about the 85% rule it says nothing), and the 80%–85% success band is only 19.64% with bandwidth-inflated share, so we do not call that band the "optimal success-rate zone" nor claim flow_zone hits the "optimal difficulty"—what it hits is the descriptive position of the </w:t>
       </w:r>
       <w:r>
         <w:rPr>
@@ -6439,10 +6461,64 @@
         <w:rPr>
           <w:b/>
         </w:rPr>
-        <w:t>External baseline check: Castleman et al.(2024) hierarchical MAB.</w:t>
-      </w:r>
-      <w:r>
-        <w:t xml:space="preserve"> To compensate for this section's "internal strategy set" limitation, we reproduced Castleman et al.(2024)'s hierarchical MAB (upper concept MAB selects difficulty level, lower problem MAB selects specific item within level), strictly following this section's immediate-success-rate reward, T=40, 500 sims, and the same Junyi real arms.Since §5.3 fixes a single strand per simulation (one student practising one skill), the only available two-granularity structure is "difficulty level → specific item", so Castleman's "concept → item" hierarchy is pragmatically mapped to "difficulty level → item"; implemented in pure standard library with UCB1 and Thompson sampling, the concept layer optionally introduces Castleman Eq.7 difficulty weighting (faithful version).</w:t>
+        <w:t>External baseline check: Castleman et al.(2024) hierarchical MAB — must be stated as an in-repository re-implementation (review §6.3, 2026-09-29).</w:t>
+      </w:r>
+      <w:r>
+        <w:t xml:space="preserve"> The results below are a </w:t>
+      </w:r>
+      <w:r>
+        <w:rPr>
+          <w:b/>
+        </w:rPr>
+        <w:t>re-implementation inside this repository</w:t>
+      </w:r>
+      <w:r>
+        <w:t xml:space="preserve"> (</w:t>
+      </w:r>
+      <w:r>
+        <w:rPr>
+          <w:rFonts w:ascii="Courier New" w:hAnsi="Courier New"/>
+          <w:sz w:val="22"/>
+        </w:rPr>
+        <w:t>results/m3/castleman_baseline/</w:t>
+      </w:r>
+      <w:r>
+        <w:t xml:space="preserve">), </w:t>
+      </w:r>
+      <w:r>
+        <w:rPr>
+          <w:b/>
+        </w:rPr>
+        <w:t>not a direct run of the original authors' code</w:t>
+      </w:r>
+      <w:r>
+        <w:t xml:space="preserve">, and this layer must be stated whenever they are cited in the text.It must also be written alongside that, under the immediate-success-rate reward, </w:t>
+      </w:r>
+      <w:r>
+        <w:rPr>
+          <w:b/>
+        </w:rPr>
+        <w:t xml:space="preserve">all HMAB variants fall below </w:t>
+      </w:r>
+      <w:r>
+        <w:rPr>
+          <w:rFonts w:ascii="Courier New" w:hAnsi="Courier New"/>
+          <w:b/>
+          <w:sz w:val="22"/>
+        </w:rPr>
+        <w:t>all_easy</w:t>
+      </w:r>
+      <w:r>
+        <w:t xml:space="preserve"> (difference −0.030 ~ −0.071), so </w:t>
+      </w:r>
+      <w:r>
+        <w:rPr>
+          <w:b/>
+        </w:rPr>
+        <w:t>the strategy comparison in this section is only a supplementary result</w:t>
+      </w:r>
+      <w:r>
+        <w:t>, not a test of the original paper's conclusion.To compensate for this section's "internal strategy set" limitation, we reproduced Castleman et al.</w:t>
       </w:r>
     </w:p>
     <w:p>
@@ -6451,49 +6527,7 @@
         <w:jc w:val="both"/>
       </w:pPr>
       <w:r>
-        <w:t>Results (mean ± SE, same</w:t>
-      </w:r>
-      <w:r>
-        <w:t>口径</w:t>
-      </w:r>
-      <w:r>
-        <w:t xml:space="preserve"> as §5.3 Table 4): standard UCB1 (c=2.0) </w:t>
-      </w:r>
-      <w:r>
-        <w:rPr>
-          <w:b/>
-        </w:rPr>
-        <w:t>0.6899 ± 0.0075</w:t>
-      </w:r>
-      <w:r>
-        <w:t xml:space="preserve">; Thompson </w:t>
-      </w:r>
-      <w:r>
-        <w:rPr>
-          <w:b/>
-        </w:rPr>
-        <w:t>0.7093 ± 0.0074</w:t>
-      </w:r>
-      <w:r>
-        <w:t xml:space="preserve">; lowered exploration (UCB c=0.3, near-greedy) </w:t>
-      </w:r>
-      <w:r>
-        <w:rPr>
-          <w:b/>
-        </w:rPr>
-        <w:t>0.7137 ± 0.0073</w:t>
-      </w:r>
-      <w:r>
-        <w:t xml:space="preserve">; the variant faithfully introducing Castleman-style difficulty incentive is instead </w:t>
-      </w:r>
-      <w:r>
-        <w:rPr>
-          <w:b/>
-        </w:rPr>
-        <w:t>lowest, 0.6722 ± 0.0075</w:t>
-      </w:r>
-      <w:r>
-        <w:t>, below the random baseline.</w:t>
+        <w:t>(2024)'s hierarchical MAB (upper concept MAB selects difficulty level, lower problem MAB selects specific item within level), strictly following this section's immediate-success-rate reward, T=40, 500 sims, and the same Junyi real arms.Since §5.3 fixes a single strand per simulation (one student practising one skill), the only available two-granularity structure is "difficulty level → specific item", so Castleman's "concept → item" hierarchy is pragmatically mapped to "difficulty level → item"; implemented in pure standard library with UCB1 and Thompson sampling, the concept layer optionally introduces Castleman Eq.7 difficulty weighting (faithful version).</w:t>
       </w:r>
     </w:p>
     <w:p>
@@ -6502,73 +6536,49 @@
         <w:jc w:val="both"/>
       </w:pPr>
       <w:r>
-        <w:t xml:space="preserve">The honest conclusion against Table 4 has three points: first, all_easy's lead is indeed a selection effect not a strategy achievement—the best HMAB (0.7137) is </w:t>
-      </w:r>
-      <w:r>
-        <w:rPr>
-          <w:b/>
-        </w:rPr>
-        <w:t>about 3–5 pp</w:t>
-      </w:r>
-      <w:r>
-        <w:t xml:space="preserve"> below all_easy: 0.7137 and 0.7434 come from </w:t>
-      </w:r>
-      <w:r>
-        <w:rPr>
-          <w:b/>
-        </w:rPr>
-        <w:t>two independent 500-sim Monte-Carlo samples</w:t>
-      </w:r>
-      <w:r>
-        <w:t xml:space="preserve"> (0.7434 is §5.3 Table 4 v2's published value, hardcoded as reference in </w:t>
-      </w:r>
-      <w:r>
-        <w:rPr>
-          <w:rFonts w:ascii="Courier New" w:hAnsi="Courier New"/>
-          <w:sz w:val="22"/>
-        </w:rPr>
-        <w:t>results/m3/castleman_baseline/castleman_hmab.py:320-323</w:t>
-      </w:r>
-      <w:r>
-        <w:t xml:space="preserve">; that script </w:t>
-      </w:r>
-      <w:r>
-        <w:rPr>
-          <w:rFonts w:ascii="Courier New" w:hAnsi="Courier New"/>
-          <w:sz w:val="22"/>
-        </w:rPr>
-        <w:t>:384-388</w:t>
-      </w:r>
-      <w:r>
-        <w:t xml:space="preserve"> self-describes both as "independent 500-sim MC sample"), and under the </w:t>
-      </w:r>
-      <w:r>
-        <w:rPr>
-          <w:b/>
-        </w:rPr>
-        <w:t>same sample</w:t>
-      </w:r>
-      <w:r>
-        <w:t xml:space="preserve"> that script's own all_easy is 0.7618 (</w:t>
-      </w:r>
-      <w:r>
-        <w:rPr>
-          <w:rFonts w:ascii="Courier New" w:hAnsi="Courier New"/>
-          <w:sz w:val="22"/>
-        </w:rPr>
-        <w:t>results/m3/castleman_baseline/results.json</w:t>
-      </w:r>
-      <w:r>
-        <w:t xml:space="preserve">), a gap of </w:t>
-      </w:r>
-      <w:r>
-        <w:rPr>
-          <w:b/>
-        </w:rPr>
-        <w:t>4.8 pp</w:t>
-      </w:r>
-      <w:r>
-        <w:t>; a more complex hierarchical bandit also cannot break this trivial upper bound, refuting the "always easy is optimal" misreading (reward is immediate success rate, not learning gain); second, the hierarchical MAB is statistically indistinguishable from our best internal strategy unde</w:t>
+        <w:t>Results (mean ± SE, same</w:t>
+      </w:r>
+      <w:r>
+        <w:t>口径</w:t>
+      </w:r>
+      <w:r>
+        <w:t xml:space="preserve"> as §5.3 Table 4): standard UCB1 (c=2.0) </w:t>
+      </w:r>
+      <w:r>
+        <w:rPr>
+          <w:b/>
+        </w:rPr>
+        <w:t>0.6899 ± 0.0075</w:t>
+      </w:r>
+      <w:r>
+        <w:t xml:space="preserve">; Thompson </w:t>
+      </w:r>
+      <w:r>
+        <w:rPr>
+          <w:b/>
+        </w:rPr>
+        <w:t>0.7093 ± 0.0074</w:t>
+      </w:r>
+      <w:r>
+        <w:t xml:space="preserve">; lowered exploration (UCB c=0.3, near-greedy) </w:t>
+      </w:r>
+      <w:r>
+        <w:rPr>
+          <w:b/>
+        </w:rPr>
+        <w:t>0.7137 ± 0.0073</w:t>
+      </w:r>
+      <w:r>
+        <w:t xml:space="preserve">; the variant faithfully introducing Castleman-style difficulty incentive is instead </w:t>
+      </w:r>
+      <w:r>
+        <w:rPr>
+          <w:b/>
+        </w:rPr>
+        <w:t>lowest, 0.6722 ± 0.0075</w:t>
+      </w:r>
+      <w:r>
+        <w:t>, below the random baseline.</w:t>
       </w:r>
     </w:p>
     <w:p>
@@ -6577,13 +6587,73 @@
         <w:jc w:val="both"/>
       </w:pPr>
       <w:r>
-        <w:t>r immediate-success-rate</w:t>
-      </w:r>
-      <w:r>
-        <w:t>口径</w:t>
-      </w:r>
-      <w:r>
-        <w:t>—the best HMAB ties flow_zone (0.7119) and llm_correct (0.7023) (difference &lt; 1σ), neither overturning nor surpassing existing internal conclusions; third, Castleman's signature difficulty incentive costs immediate success rate (0.6722, lowest of all variants), exactly corroborating our stance "immediate success rate cannot be causally interpreted as teaching".</w:t>
+        <w:t xml:space="preserve">The honest conclusion against Table 4 has three points: first, all_easy's lead is indeed a selection effect not a strategy achievement—the best HMAB (0.7137) is </w:t>
+      </w:r>
+      <w:r>
+        <w:rPr>
+          <w:b/>
+        </w:rPr>
+        <w:t>about 3–5 pp</w:t>
+      </w:r>
+      <w:r>
+        <w:t xml:space="preserve"> below all_easy: 0.7137 and 0.7434 come from </w:t>
+      </w:r>
+      <w:r>
+        <w:rPr>
+          <w:b/>
+        </w:rPr>
+        <w:t>two independent 500-sim Monte-Carlo samples</w:t>
+      </w:r>
+      <w:r>
+        <w:t xml:space="preserve"> (0.7434 is §5.3 Table 4 v2's published value, hardcoded as reference in </w:t>
+      </w:r>
+      <w:r>
+        <w:rPr>
+          <w:rFonts w:ascii="Courier New" w:hAnsi="Courier New"/>
+          <w:sz w:val="22"/>
+        </w:rPr>
+        <w:t>results/m3/castleman_baseline/castleman_hmab.py:320-323</w:t>
+      </w:r>
+      <w:r>
+        <w:t xml:space="preserve">; that script </w:t>
+      </w:r>
+      <w:r>
+        <w:rPr>
+          <w:rFonts w:ascii="Courier New" w:hAnsi="Courier New"/>
+          <w:sz w:val="22"/>
+        </w:rPr>
+        <w:t>:384-388</w:t>
+      </w:r>
+      <w:r>
+        <w:t xml:space="preserve"> self-describes both as "independent 500-sim MC sample"), and under the </w:t>
+      </w:r>
+      <w:r>
+        <w:rPr>
+          <w:b/>
+        </w:rPr>
+        <w:t>same sample</w:t>
+      </w:r>
+      <w:r>
+        <w:t xml:space="preserve"> that script's own all_easy is 0.7618 (</w:t>
+      </w:r>
+      <w:r>
+        <w:rPr>
+          <w:rFonts w:ascii="Courier New" w:hAnsi="Courier New"/>
+          <w:sz w:val="22"/>
+        </w:rPr>
+        <w:t>results/m3/castleman_baseline/results.json</w:t>
+      </w:r>
+      <w:r>
+        <w:t xml:space="preserve">), a gap of </w:t>
+      </w:r>
+      <w:r>
+        <w:rPr>
+          <w:b/>
+        </w:rPr>
+        <w:t>4.8 pp</w:t>
+      </w:r>
+      <w:r>
+        <w:t>; a more complex hierarchical bandit also cannot break this trivial upper bound, refuting the "always easy is optimal" misreading (reward is immediate success rate, not learning gain); second, the hierarchical MAB is statistically indistinguishable from our best internal strategy unde</w:t>
       </w:r>
     </w:p>
     <w:p>
@@ -6592,19 +6662,13 @@
         <w:jc w:val="both"/>
       </w:pPr>
       <w:r>
-        <w:t>This reproduction is "faithful–pragmatic": it omits ZPDES belief state, MCM forgetting decay, Eq.8 initial-difficulty Gaussian bias, and MAPLE transient-difficulty ranking (these modules are inoperable under our fixed-per-item-success-rate reward</w:t>
+        <w:t>r immediate-success-rate</w:t>
       </w:r>
       <w:r>
         <w:t>口径</w:t>
       </w:r>
       <w:r>
-        <w:t xml:space="preserve"> and would only distort same-</w:t>
-      </w:r>
-      <w:r>
-        <w:t>口径</w:t>
-      </w:r>
-      <w:r>
-        <w:t xml:space="preserve"> comparison); comparing under Castleman's native "multi-skill concurrency + BKT knowledge tracing" setting requires a separately built learning-gain simulation, left for future work.</w:t>
+        <w:t>—the best HMAB ties flow_zone (0.7119) and llm_correct (0.7023) (difference &lt; 1σ), neither overturning nor surpassing existing internal conclusions; third, Castleman's signature difficulty incentive costs immediate success rate (0.6722, lowest of all variants), exactly corroborating our stance "immediate success rate cannot be causally interpreted as teaching".</w:t>
       </w:r>
     </w:p>
     <w:p>
@@ -6613,13 +6677,19 @@
         <w:jc w:val="both"/>
       </w:pPr>
       <w:r>
-        <w:rPr>
-          <w:b/>
-        </w:rPr>
-        <w:t>Comparison with the RL route (Fu et al., 2025, RL-DKT).</w:t>
-      </w:r>
-      <w:r>
-        <w:t xml:space="preserve"> Recent work connects RL directly to dynamic knowledge tracing (RL-DKT), with knowledge state as state, item selection as action, mastery gain as reward.</w:t>
+        <w:t>This reproduction is "faithful–pragmatic": it omits ZPDES belief state, MCM forgetting decay, Eq.8 initial-difficulty Gaussian bias, and MAPLE transient-difficulty ranking (these modules are inoperable under our fixed-per-item-success-rate reward</w:t>
+      </w:r>
+      <w:r>
+        <w:t>口径</w:t>
+      </w:r>
+      <w:r>
+        <w:t xml:space="preserve"> and would only distort same-</w:t>
+      </w:r>
+      <w:r>
+        <w:t>口径</w:t>
+      </w:r>
+      <w:r>
+        <w:t xml:space="preserve"> comparison); comparing under Castleman's native "multi-skill concurrency + BKT knowledge tracing" setting requires a separately built learning-gain simulation, left for future work.</w:t>
       </w:r>
     </w:p>
     <w:p>
@@ -6628,22 +6698,13 @@
         <w:jc w:val="both"/>
       </w:pPr>
       <w:r>
-        <w:t xml:space="preserve">We list it as comparison not head-to-head opponent, for three divides: first, RL-DKT's reward is mastery gain while §5.3 repeatedly declares its reward is only </w:t>
-      </w:r>
-      <w:r>
-        <w:rPr>
-          <w:b/>
-        </w:rPr>
-        <w:t>immediate success rate</w:t>
-      </w:r>
-      <w:r>
-        <w:t>, no teaching causal interpretation—different reward</w:t>
-      </w:r>
-      <w:r>
-        <w:t>口径</w:t>
-      </w:r>
-      <w:r>
-        <w:t>s, numbers not directly comparable; second, RL-DKT depends on well-annotated knowledge-concept graphs and differentiable DKT states, which our real-arm experiment lacks, so our "no-ability-prior" flow_zone is precisely the engineering alternative when that precondition is missing, not a negation of that route; third, RL-DKT's sample efficiency and off-policy robustness on educational data remain open, while our strategy comparison is offline replay.We therefore list "whether connecting RL directly to KT beats our cold-start alternative rule" as an open question in §8, not claiming to have refuted RL-DKT by not doing the experiment.</w:t>
+        <w:rPr>
+          <w:b/>
+        </w:rPr>
+        <w:t>Comparison with the RL route (Fu et al., 2025, RL-DKT).</w:t>
+      </w:r>
+      <w:r>
+        <w:t xml:space="preserve"> Recent work connects RL directly to dynamic knowledge tracing (RL-DKT), with knowledge state as state, item selection as action, mastery gain as reward.</w:t>
       </w:r>
     </w:p>
     <w:p>
@@ -6652,40 +6713,22 @@
         <w:jc w:val="both"/>
       </w:pPr>
       <w:r>
-        <w:rPr>
-          <w:b/>
-        </w:rPr>
-        <w:t>R10 same-protocol head-to-head (run 2026-09-24).</w:t>
-      </w:r>
-      <w:r>
-        <w:t xml:space="preserve"> To close the above "dangling comparison", we implemented RL-DKT's </w:t>
-      </w:r>
-      <w:r>
-        <w:rPr>
-          <w:i/>
-        </w:rPr>
-        <w:t>policy</w:t>
-      </w:r>
-      <w:r>
-        <w:t xml:space="preserve"> as a tabular Q-learning agent and ran it under the </w:t>
-      </w:r>
-      <w:r>
-        <w:rPr>
-          <w:b/>
-        </w:rPr>
-        <w:t>exact same</w:t>
-      </w:r>
-      <w:r>
-        <w:t xml:space="preserve"> protocol as this section's v2 / Castleman HMAB baseline: Junyi real-item arms, ability-decile conditional success probability p, T=40 steps, 500 sims, seed=42, clamp([0.05,0.98]), reward = </w:t>
-      </w:r>
-      <w:r>
-        <w:rPr>
-          <w:b/>
-        </w:rPr>
-        <w:t>immediate success rate (not learning gain)</w:t>
-      </w:r>
-      <w:r>
-        <w:t>, PYTHONHASHSEED safe (strand ordering + per-sim crc32 seed).State takes within-strand response-history features (recent-window rolling success rate, recent win/loss streak clipped to [−3,3], current difficulty level one-hot), action = select next difficulty level {easy,normal,hard}, reward = immediate success (1/0), Q-table cold-start at each sim's start (the strictest honest reading of RL-DKT's "real-time" claim).</w:t>
+        <w:t xml:space="preserve">We list it as comparison not head-to-head opponent, for three divides: first, RL-DKT's reward is mastery gain while §5.3 repeatedly declares its reward is only </w:t>
+      </w:r>
+      <w:r>
+        <w:rPr>
+          <w:b/>
+        </w:rPr>
+        <w:t>immediate success rate</w:t>
+      </w:r>
+      <w:r>
+        <w:t>, no teaching causal interpretation—different reward</w:t>
+      </w:r>
+      <w:r>
+        <w:t>口径</w:t>
+      </w:r>
+      <w:r>
+        <w:t>s, numbers not directly comparable; second, RL-DKT depends on well-annotated knowledge-concept graphs and differentiable DKT states, which our real-arm experiment lacks, so our "no-ability-prior" flow_zone is precisely the engineering alternative when that precondition is missing, not a negation of that route; third, RL-DKT's sample efficiency and off-policy robustness on educational data remain open, while our strategy comparison is offline replay.We therefore list "whether connecting RL directly to KT beats our cold-start alternative rule" as an open question in §8, not claiming to have refuted RL-DKT by not doing the experiment.</w:t>
       </w:r>
     </w:p>
     <w:p>
@@ -6694,25 +6737,40 @@
         <w:jc w:val="both"/>
       </w:pPr>
       <w:r>
-        <w:t xml:space="preserve">Over those 500 sims, the RL-DKT-style policy's immediate success rate is </w:t>
-      </w:r>
-      <w:r>
-        <w:rPr>
-          <w:b/>
-        </w:rPr>
-        <w:t>0.6883 ± 0.0078</w:t>
-      </w:r>
-      <w:r>
-        <w:t>, below flow_zone (0.7119, difference −0.0236, over 1 SE), below llm_correct (0.7023, −0.0140), about tied with adaptive (0.6898, −0.0015), only above random (0.6835, +0.0048); vs.Castleman HMAB it is below hmab_thompson (0.7093, −0.0210) and hmab_ucb_c03 (0.7137, −0.0254), and about tied with hmab_ucb (0.6899), above hmab_castleman (0.6722, +0.0161).</w:t>
-      </w:r>
-      <w:r>
-        <w:rPr>
-          <w:b/>
-        </w:rPr>
-        <w:t>Conclusion: under the same immediate-success-rate bandit protocol, the RL-DKT-style policy does not surpass LearnFlow's flow_zone adaptive strategy</w:t>
-      </w:r>
-      <w:r>
-        <w:t xml:space="preserve"> (difference ~−2.4 pp).</w:t>
+        <w:rPr>
+          <w:b/>
+        </w:rPr>
+        <w:t>R10 same-protocol head-to-head (run 2026-09-24).</w:t>
+      </w:r>
+      <w:r>
+        <w:t xml:space="preserve"> To close the above "dangling comparison", we implemented RL-DKT's </w:t>
+      </w:r>
+      <w:r>
+        <w:rPr>
+          <w:i/>
+        </w:rPr>
+        <w:t>policy</w:t>
+      </w:r>
+      <w:r>
+        <w:t xml:space="preserve"> as a tabular Q-learning agent and ran it under the </w:t>
+      </w:r>
+      <w:r>
+        <w:rPr>
+          <w:b/>
+        </w:rPr>
+        <w:t>exact same</w:t>
+      </w:r>
+      <w:r>
+        <w:t xml:space="preserve"> protocol as this section's v2 / Castleman HMAB baseline: Junyi real-item arms, ability-decile conditional success probability p, T=40 steps, 500 sims, seed=42, clamp([0.05,0.98]), reward = </w:t>
+      </w:r>
+      <w:r>
+        <w:rPr>
+          <w:b/>
+        </w:rPr>
+        <w:t>immediate success rate (not learning gain)</w:t>
+      </w:r>
+      <w:r>
+        <w:t>, PYTHONHASHSEED safe (strand ordering + per-sim crc32 seed).State takes within-strand response-history features (recent-window rolling success rate, recent win/loss streak clipped to [−3,3], current difficulty level one-hot), action = select next difficulty level {easy,normal,hard}, reward = immediate success (1/0), Q-table cold-start at each sim's start (the strictest honest reading of RL-DKT's "real-time" claim).</w:t>
       </w:r>
     </w:p>
     <w:p>
@@ -6721,28 +6779,25 @@
         <w:jc w:val="both"/>
       </w:pPr>
       <w:r>
-        <w:t>We stress: this head-to-head is strictly bounded to the immediate-success-rate common reward</w:t>
-      </w:r>
-      <w:r>
-        <w:t>口径</w:t>
-      </w:r>
-      <w:r>
-        <w:t xml:space="preserve">; it must </w:t>
-      </w:r>
-      <w:r>
-        <w:rPr>
-          <w:b/>
-        </w:rPr>
-        <w:t>not</w:t>
-      </w:r>
-      <w:r>
-        <w:t xml:space="preserve"> be used to claim "LearnFlow beats RL-DKT on learning gain"—RL-DKT's text claims learning gain as reward, different from this protocol's immediate-success reward</w:t>
-      </w:r>
-      <w:r>
-        <w:t>口径</w:t>
-      </w:r>
-      <w:r>
-        <w:t>; moreover Fu (2025)'s reward definition is internally contradictory (both learning-gain and immediate-success phrasings coexist), and its "real-time deployment" claim lacks verifiable real-deployment trajectories.</w:t>
+        <w:t xml:space="preserve">Over those 500 sims, the RL-DKT-style policy's immediate success rate is </w:t>
+      </w:r>
+      <w:r>
+        <w:rPr>
+          <w:b/>
+        </w:rPr>
+        <w:t>0.6883 ± 0.0078</w:t>
+      </w:r>
+      <w:r>
+        <w:t>, below flow_zone (0.7119, difference −0.0236, over 1 SE), below llm_correct (0.7023, −0.0140), about tied with adaptive (0.6898, −0.0015), only above random (0.6835, +0.0048); vs.Castleman HMAB it is below hmab_thompson (0.7093, −0.0210) and hmab_ucb_c03 (0.7137, −0.0254), and about tied with hmab_ucb (0.6899), above hmab_castleman (0.6722, +0.0161).</w:t>
+      </w:r>
+      <w:r>
+        <w:rPr>
+          <w:b/>
+        </w:rPr>
+        <w:t>Conclusion: under the same immediate-success-rate bandit protocol, the RL-DKT-style policy does not surpass LearnFlow's flow_zone adaptive strategy</w:t>
+      </w:r>
+      <w:r>
+        <w:t xml:space="preserve"> (difference ~−2.4 pp).</w:t>
       </w:r>
     </w:p>
     <w:p>
@@ -6751,43 +6806,28 @@
         <w:jc w:val="both"/>
       </w:pPr>
       <w:r>
-        <w:t>Thus this experiment's value is not in beating a differently-</w:t>
+        <w:t>We stress: this head-to-head is strictly bounded to the immediate-success-rate common reward</w:t>
       </w:r>
       <w:r>
         <w:t>口径</w:t>
       </w:r>
       <w:r>
-        <w:t>d baseline but in: (i) proving that under</w:t>
+        <w:t xml:space="preserve">; it must </w:t>
+      </w:r>
+      <w:r>
+        <w:rPr>
+          <w:b/>
+        </w:rPr>
+        <w:t>not</w:t>
+      </w:r>
+      <w:r>
+        <w:t xml:space="preserve"> be used to claim "LearnFlow beats RL-DKT on learning gain"—RL-DKT's text claims learning gain as reward, different from this protocol's immediate-success reward</w:t>
       </w:r>
       <w:r>
         <w:t>口径</w:t>
       </w:r>
       <w:r>
-        <w:t xml:space="preserve">-comparable immediate-success-rate protocol, LearnFlow's flow_zone already approaches this protocol's performance upper bound (all_easy 0.7434 is the hard upper bound, flow_zone 0.7119 is the informed-optimal approximation), and the RL-DKT-style cold-start learning agent cannot surpass it within T=40 finite steps due to exploration cost; (ii) advancing M3 from "planned better" to "empirically better" with an honest head-to-head evidence (scripts and numbers in </w:t>
-      </w:r>
-      <w:r>
-        <w:rPr>
-          <w:rFonts w:ascii="Courier New" w:hAnsi="Courier New"/>
-          <w:sz w:val="22"/>
-        </w:rPr>
-        <w:t>results/m3/r10_rldkt/</w:t>
-      </w:r>
-      <w:r>
-        <w:t>).</w:t>
-      </w:r>
-    </w:p>
-    <w:p>
-      <w:pPr>
-        <w:pStyle w:val="Heading3"/>
-      </w:pPr>
-      <w:r>
-        <w:rPr>
-          <w:rFonts w:ascii="Times New Roman" w:hAnsi="Times New Roman"/>
-          <w:b/>
-          <w:color w:val="000000"/>
-          <w:sz w:val="24"/>
-        </w:rPr>
-        <w:t>5.4 Reliability measurement of a single-model difficulty annotation and protocol parseability</w:t>
+        <w:t>; moreover Fu (2025)'s reward definition is internally contradictory (both learning-gain and immediate-success phrasings coexist), and its "real-time deployment" claim lacks verifiable real-deployment trajectories.</w:t>
       </w:r>
     </w:p>
     <w:p>
@@ -6796,42 +6836,43 @@
         <w:jc w:val="both"/>
       </w:pPr>
       <w:r>
-        <w:rPr>
-          <w:b/>
-        </w:rPr>
-        <w:t>All numbers in this section come from the same model</w:t>
-      </w:r>
-      <w:r>
-        <w:t xml:space="preserve"> (</w:t>
+        <w:t>Thus this experiment's value is not in beating a differently-</w:t>
+      </w:r>
+      <w:r>
+        <w:t>口径</w:t>
+      </w:r>
+      <w:r>
+        <w:t>d baseline but in: (i) proving that under</w:t>
+      </w:r>
+      <w:r>
+        <w:t>口径</w:t>
+      </w:r>
+      <w:r>
+        <w:t xml:space="preserve">-comparable immediate-success-rate protocol, LearnFlow's flow_zone already approaches this protocol's performance upper bound (all_easy 0.7434 is the hard upper bound, flow_zone 0.7119 is the informed-optimal approximation), and the RL-DKT-style cold-start learning agent cannot surpass it within T=40 finite steps due to exploration cost; (ii) advancing M3 from "planned better" to "empirically better" with an honest head-to-head evidence (scripts and numbers in </w:t>
       </w:r>
       <w:r>
         <w:rPr>
           <w:rFonts w:ascii="Courier New" w:hAnsi="Courier New"/>
           <w:sz w:val="22"/>
         </w:rPr>
-        <w:t>qwen36:latest</w:t>
-      </w:r>
-      <w:r>
-        <w:t xml:space="preserve">, Qwen3.6-35B-A3B, GGUF IQ3_S; identity verification in §4.4 and </w:t>
-      </w:r>
-      <w:r>
-        <w:rPr>
-          <w:rFonts w:ascii="Courier New" w:hAnsi="Courier New"/>
-          <w:sz w:val="22"/>
-        </w:rPr>
-        <w:t>results/code/record_llm_model.py</w:t>
-      </w:r>
-      <w:r>
-        <w:t xml:space="preserve">). The title uses "single model" not "LLM" deliberately: this section measures </w:t>
-      </w:r>
-      <w:r>
-        <w:rPr>
-          <w:b/>
-        </w:rPr>
-        <w:t>this model's reliability on these two item types</w:t>
-      </w:r>
-      <w:r>
-        <w:t>, not "the boundary of LLM".</w:t>
+        <w:t>results/m3/r10_rldkt/</w:t>
+      </w:r>
+      <w:r>
+        <w:t>).</w:t>
+      </w:r>
+    </w:p>
+    <w:p>
+      <w:pPr>
+        <w:pStyle w:val="Heading3"/>
+      </w:pPr>
+      <w:r>
+        <w:rPr>
+          <w:rFonts w:ascii="Times New Roman" w:hAnsi="Times New Roman"/>
+          <w:b/>
+          <w:color w:val="000000"/>
+          <w:sz w:val="24"/>
+        </w:rPr>
+        <w:t>5.4 Reliability measurement of a single-model difficulty annotation and protocol parseability</w:t>
       </w:r>
     </w:p>
     <w:p>
@@ -6843,34 +6884,39 @@
         <w:rPr>
           <w:b/>
         </w:rPr>
-        <w:t>E1-A: DBE-KT22, anchored-scale absolute rating.</w:t>
-      </w:r>
-      <w:r>
-        <w:t xml:space="preserve"> On 212 items with expert difficulty annotations, schema-constrained parse rate is 100%, Spearman ρ = </w:t>
-      </w:r>
-      <w:r>
-        <w:rPr>
-          <w:b/>
-        </w:rPr>
-        <w:t>0.2195</w:t>
-      </w:r>
-      <w:r>
-        <w:t xml:space="preserve"> (p = 0.0013), accuracy 0.4575, Cohen κ = 0.0651. As comparison, on the same items the </w:t>
-      </w:r>
-      <w:r>
-        <w:rPr>
-          <w:b/>
-        </w:rPr>
-        <w:t>empirical difficulty</w:t>
-      </w:r>
-      <w:r>
-        <w:t xml:space="preserve"> (from 161,953 responses) vs. expert labels has ρ = 0.2207. </w:t>
-      </w:r>
-      <w:r>
-        <w:rPr>
-          <w:b/>
-        </w:rPr>
-        <w:t>This model's difficulty signal extracted from item text is of the same order as the 161,953-response behavioural evidence's agreement with expert labels.</w:t>
+        <w:t>All numbers in this section come from the same model</w:t>
+      </w:r>
+      <w:r>
+        <w:t xml:space="preserve"> (</w:t>
+      </w:r>
+      <w:r>
+        <w:rPr>
+          <w:rFonts w:ascii="Courier New" w:hAnsi="Courier New"/>
+          <w:sz w:val="22"/>
+        </w:rPr>
+        <w:t>qwen36:latest</w:t>
+      </w:r>
+      <w:r>
+        <w:t xml:space="preserve">, Qwen3.6-35B-A3B, GGUF IQ3_S; identity verification in §4.4 and </w:t>
+      </w:r>
+      <w:r>
+        <w:rPr>
+          <w:rFonts w:ascii="Courier New" w:hAnsi="Courier New"/>
+          <w:sz w:val="22"/>
+        </w:rPr>
+        <w:t>results/code/record_llm_model.py</w:t>
+      </w:r>
+      <w:r>
+        <w:t xml:space="preserve">). The title uses "single model" not "LLM" deliberately: this section measures </w:t>
+      </w:r>
+      <w:r>
+        <w:rPr>
+          <w:b/>
+        </w:rPr>
+        <w:t>this model's reliability on these two item types</w:t>
+      </w:r>
+      <w:r>
+        <w:t>, not "the boundary of LLM".</w:t>
       </w:r>
     </w:p>
     <w:p>
@@ -6879,16 +6925,37 @@
         <w:jc w:val="both"/>
       </w:pPr>
       <w:r>
-        <w:t xml:space="preserve">One honesty qualification: the model's marginal distribution is still heavily biased toward easy (138 / 65 / 9) while the expert distribution is 95 / 84 / 33, so κ is low (0.0651); the rank signal is real, but </w:t>
-      </w:r>
-      <w:r>
-        <w:rPr>
-          <w:b/>
-        </w:rPr>
-        <w:t>absolute levels cannot be directly adopted</w:t>
-      </w:r>
-      <w:r>
-        <w:t>, only used as a ranking prior.</w:t>
+        <w:rPr>
+          <w:b/>
+        </w:rPr>
+        <w:t>E1-A: DBE-KT22, anchored-scale absolute rating.</w:t>
+      </w:r>
+      <w:r>
+        <w:t xml:space="preserve"> On 212 items with expert difficulty annotations, schema-constrained parse rate is 100%, Spearman ρ = </w:t>
+      </w:r>
+      <w:r>
+        <w:rPr>
+          <w:b/>
+        </w:rPr>
+        <w:t>0.2195</w:t>
+      </w:r>
+      <w:r>
+        <w:t xml:space="preserve"> (p = 0.0013), accuracy 0.4575, Cohen κ = 0.0651. As comparison, on the same items the </w:t>
+      </w:r>
+      <w:r>
+        <w:rPr>
+          <w:b/>
+        </w:rPr>
+        <w:t>empirical difficulty</w:t>
+      </w:r>
+      <w:r>
+        <w:t xml:space="preserve"> (from 161,953 responses) vs. expert labels has ρ = 0.2207. </w:t>
+      </w:r>
+      <w:r>
+        <w:rPr>
+          <w:b/>
+        </w:rPr>
+        <w:t>This model's difficulty signal extracted from item text is of the same order as the 161,953-response behavioural evidence's agreement with expert labels.</w:t>
       </w:r>
     </w:p>
     <w:p>
@@ -6897,96 +6964,16 @@
         <w:jc w:val="both"/>
       </w:pPr>
       <w:r>
-        <w:rPr>
-          <w:b/>
-        </w:rPr>
-        <w:t>E1-B: batch ranking + Bradley–Terry, stratified by return form.</w:t>
-      </w:r>
-      <w:r>
-        <w:t xml:space="preserve"> This protocol has 108 batch records; stratified by </w:t>
-      </w:r>
-      <w:r>
-        <w:rPr>
-          <w:b/>
-        </w:rPr>
-        <w:t>return form</w:t>
-      </w:r>
-      <w:r>
-        <w:t xml:space="preserve"> and recomputed gives two distinct results (</w:t>
-      </w:r>
-      <w:r>
-        <w:rPr>
-          <w:rFonts w:ascii="Courier New" w:hAnsi="Courier New"/>
-          <w:sz w:val="22"/>
-        </w:rPr>
-        <w:t>results/code/o13_llm_protocol_audit.py</w:t>
-      </w:r>
-      <w:r>
-        <w:t xml:space="preserve">, product </w:t>
-      </w:r>
-      <w:r>
-        <w:rPr>
-          <w:rFonts w:ascii="Courier New" w:hAnsi="Courier New"/>
-          <w:sz w:val="22"/>
-        </w:rPr>
-        <w:t>o13_llm_protocol_audit.json</w:t>
-      </w:r>
-      <w:r>
-        <w:t xml:space="preserve">): </w:t>
-      </w:r>
-      <w:r>
-        <w:rPr>
-          <w:b/>
-        </w:rPr>
-        <w:t>free-string</w:t>
-      </w:r>
-      <w:r>
-        <w:t xml:space="preserve"> form 48 batches, </w:t>
-      </w:r>
-      <w:r>
-        <w:rPr>
-          <w:b/>
-        </w:rPr>
-        <w:t>0 parse failures</w:t>
-      </w:r>
-      <w:r>
-        <w:t xml:space="preserve">, 676 pairwise constraints, ρ = </w:t>
-      </w:r>
-      <w:r>
-        <w:rPr>
-          <w:b/>
-        </w:rPr>
-        <w:t>0.0478 (p = 0.489, n.s.)</w:t>
-      </w:r>
-      <w:r>
-        <w:t xml:space="preserve">; </w:t>
-      </w:r>
-      <w:r>
-        <w:rPr>
-          <w:b/>
-        </w:rPr>
-        <w:t>enum-array</w:t>
-      </w:r>
-      <w:r>
-        <w:t xml:space="preserve"> form 60 batches, 13 parse failures (21.67%), 697 constraints, ρ = </w:t>
-      </w:r>
-      <w:r>
-        <w:rPr>
-          <w:b/>
-        </w:rPr>
-        <w:t>0.1553 (p = 0.024)</w:t>
-      </w:r>
-      <w:r>
-        <w:t xml:space="preserve">. After merging both forms, 108 batches, 1,362 pairwise constraints (total comparisons 1,383), BT-intensity vs. expert-label Spearman ρ = </w:t>
-      </w:r>
-      <w:r>
-        <w:rPr>
-          <w:b/>
-        </w:rPr>
-        <w:t>0.1808</w:t>
-      </w:r>
-      <w:r>
-        <w:t xml:space="preserve"> (p = 0.0083), ternary accuracy 0.3962, κ = 0.0947.</w:t>
+        <w:t xml:space="preserve">One honesty qualification: the model's marginal distribution is still heavily biased toward easy (138 / 65 / 9) while the expert distribution is 95 / 84 / 33, so κ is low (0.0651); the rank signal is real, but </w:t>
+      </w:r>
+      <w:r>
+        <w:rPr>
+          <w:b/>
+        </w:rPr>
+        <w:t>absolute levels cannot be directly adopted</w:t>
+      </w:r>
+      <w:r>
+        <w:t>, only used as a ranking prior.</w:t>
       </w:r>
     </w:p>
     <w:p>
@@ -6998,46 +6985,93 @@
         <w:rPr>
           <w:b/>
         </w:rPr>
-        <w:t>A previous mis-attribution must be corrected (2026-09-22).</w:t>
-      </w:r>
-      <w:r>
-        <w:t xml:space="preserve"> Earlier drafts attributed 0.046 to "60 of 108 batches failing to parse" and thereby claimed "protocol fix (free-string → enum-array) raised the conclusion from 0.046 to 0.1808".Batch-by-batch recomputation shows this narrative </w:t>
-      </w:r>
-      <w:r>
-        <w:rPr>
-          <w:b/>
-        </w:rPr>
-        <w:t>does not hold</w:t>
-      </w:r>
-      <w:r>
-        <w:t xml:space="preserve">: 0.046 comes from the </w:t>
-      </w:r>
-      <w:r>
-        <w:rPr>
-          <w:b/>
-        </w:rPr>
-        <w:t>free-string form with zero parse failures</w:t>
-      </w:r>
-      <w:r>
-        <w:t xml:space="preserve"> (its 676 constraints exactly match our record), while the stored 13 parse failures </w:t>
-      </w:r>
-      <w:r>
-        <w:rPr>
-          <w:b/>
-        </w:rPr>
-        <w:t>all fall in the enum-array form</w:t>
-      </w:r>
-      <w:r>
-        <w:t xml:space="preserve">; "108 batches" is the combined count of both forms' batches, not the "first-round batch count".Thus the true cause of 0.046 → 0.1808 is that </w:t>
-      </w:r>
-      <w:r>
-        <w:rPr>
-          <w:b/>
-        </w:rPr>
-        <w:t>the two return forms' records were merged</w:t>
-      </w:r>
-      <w:r>
-        <w:t>—enum-array alone gives 0.1553, free-string alone gives 0.0478, and after merging 0.1808.</w:t>
+        <w:t>E1-B: batch ranking + Bradley–Terry, stratified by return form.</w:t>
+      </w:r>
+      <w:r>
+        <w:t xml:space="preserve"> This protocol has 108 batch records; stratified by </w:t>
+      </w:r>
+      <w:r>
+        <w:rPr>
+          <w:b/>
+        </w:rPr>
+        <w:t>return form</w:t>
+      </w:r>
+      <w:r>
+        <w:t xml:space="preserve"> and recomputed gives two distinct results (</w:t>
+      </w:r>
+      <w:r>
+        <w:rPr>
+          <w:rFonts w:ascii="Courier New" w:hAnsi="Courier New"/>
+          <w:sz w:val="22"/>
+        </w:rPr>
+        <w:t>results/code/o13_llm_protocol_audit.py</w:t>
+      </w:r>
+      <w:r>
+        <w:t xml:space="preserve">, product </w:t>
+      </w:r>
+      <w:r>
+        <w:rPr>
+          <w:rFonts w:ascii="Courier New" w:hAnsi="Courier New"/>
+          <w:sz w:val="22"/>
+        </w:rPr>
+        <w:t>o13_llm_protocol_audit.json</w:t>
+      </w:r>
+      <w:r>
+        <w:t xml:space="preserve">): </w:t>
+      </w:r>
+      <w:r>
+        <w:rPr>
+          <w:b/>
+        </w:rPr>
+        <w:t>free-string</w:t>
+      </w:r>
+      <w:r>
+        <w:t xml:space="preserve"> form 48 batches, </w:t>
+      </w:r>
+      <w:r>
+        <w:rPr>
+          <w:b/>
+        </w:rPr>
+        <w:t>0 parse failures</w:t>
+      </w:r>
+      <w:r>
+        <w:t xml:space="preserve">, 676 pairwise constraints, ρ = </w:t>
+      </w:r>
+      <w:r>
+        <w:rPr>
+          <w:b/>
+        </w:rPr>
+        <w:t>0.0478 (p = 0.489, n.s.)</w:t>
+      </w:r>
+      <w:r>
+        <w:t xml:space="preserve">; </w:t>
+      </w:r>
+      <w:r>
+        <w:rPr>
+          <w:b/>
+        </w:rPr>
+        <w:t>enum-array</w:t>
+      </w:r>
+      <w:r>
+        <w:t xml:space="preserve"> form 60 batches, 13 parse failures (21.67%), 697 constraints, ρ = </w:t>
+      </w:r>
+      <w:r>
+        <w:rPr>
+          <w:b/>
+        </w:rPr>
+        <w:t>0.1553 (p = 0.024)</w:t>
+      </w:r>
+      <w:r>
+        <w:t xml:space="preserve">. After merging both forms, 108 batches, 1,362 pairwise constraints (total comparisons 1,383), BT-intensity vs. expert-label Spearman ρ = </w:t>
+      </w:r>
+      <w:r>
+        <w:rPr>
+          <w:b/>
+        </w:rPr>
+        <w:t>0.1808</w:t>
+      </w:r>
+      <w:r>
+        <w:t xml:space="preserve"> (p = 0.0083), ternary accuracy 0.3962, κ = 0.0947.</w:t>
       </w:r>
     </w:p>
     <w:p>
@@ -7049,10 +7083,46 @@
         <w:rPr>
           <w:b/>
         </w:rPr>
-        <w:t>The free-string form's failure is not "parse failure" but that its ranking itself does not carry difficulty signal</w:t>
-      </w:r>
-      <w:r>
-        <w:t>: it gives n.s.ρ even with zero failures, which is the real reason it is not citable.</w:t>
+        <w:t>A previous mis-attribution must be corrected (2026-09-22).</w:t>
+      </w:r>
+      <w:r>
+        <w:t xml:space="preserve"> Earlier drafts attributed 0.046 to "60 of 108 batches failing to parse" and thereby claimed "protocol fix (free-string → enum-array) raised the conclusion from 0.046 to 0.1808".Batch-by-batch recomputation shows this narrative </w:t>
+      </w:r>
+      <w:r>
+        <w:rPr>
+          <w:b/>
+        </w:rPr>
+        <w:t>does not hold</w:t>
+      </w:r>
+      <w:r>
+        <w:t xml:space="preserve">: 0.046 comes from the </w:t>
+      </w:r>
+      <w:r>
+        <w:rPr>
+          <w:b/>
+        </w:rPr>
+        <w:t>free-string form with zero parse failures</w:t>
+      </w:r>
+      <w:r>
+        <w:t xml:space="preserve"> (its 676 constraints exactly match our record), while the stored 13 parse failures </w:t>
+      </w:r>
+      <w:r>
+        <w:rPr>
+          <w:b/>
+        </w:rPr>
+        <w:t>all fall in the enum-array form</w:t>
+      </w:r>
+      <w:r>
+        <w:t xml:space="preserve">; "108 batches" is the combined count of both forms' batches, not the "first-round batch count".Thus the true cause of 0.046 → 0.1808 is that </w:t>
+      </w:r>
+      <w:r>
+        <w:rPr>
+          <w:b/>
+        </w:rPr>
+        <w:t>the two return forms' records were merged</w:t>
+      </w:r>
+      <w:r>
+        <w:t>—enum-array alone gives 0.1553, free-string alone gives 0.0478, and after merging 0.1808.</w:t>
       </w:r>
     </w:p>
     <w:p>
@@ -7064,46 +7134,10 @@
         <w:rPr>
           <w:b/>
         </w:rPr>
-        <w:t>The two citable protocols are not significantly different; we cannot claim one is better.</w:t>
-      </w:r>
-      <w:r>
-        <w:t xml:space="preserve"> Placing anchored absolute rating (E1-A, ρ = 0.2195) and merged BT ranking (E1-B, ρ = 0.1808) side by side requires giving uncertainty not just point estimates.On DBE's 212 items, </w:t>
-      </w:r>
-      <w:r>
-        <w:rPr>
-          <w:b/>
-        </w:rPr>
-        <w:t>item-level paired bootstrap</w:t>
-      </w:r>
-      <w:r>
-        <w:t xml:space="preserve"> (200 resamples, BT refit </w:t>
-      </w:r>
-      <w:r>
-        <w:rPr>
-          <w:b/>
-        </w:rPr>
-        <w:t>within each resample</w:t>
-      </w:r>
-      <w:r>
-        <w:t>): point-estimate difference Δ = 0.0385, 95% interval [</w:t>
-      </w:r>
-      <w:r>
-        <w:rPr>
-          <w:b/>
-        </w:rPr>
-        <w:t>−0.0652, 0.2193</w:t>
-      </w:r>
-      <w:r>
-        <w:t xml:space="preserve">], two-sided p = </w:t>
-      </w:r>
-      <w:r>
-        <w:rPr>
-          <w:b/>
-        </w:rPr>
-        <w:t>0.34</w:t>
-      </w:r>
-      <w:r>
-        <w:t>; under resampling the two protocols' means are 0.2276 (95% CI [0.0942, 0.3450]) and 0.1577 (95% CI [−0.0097, 0.3018]), intervals heavily overlapping.</w:t>
+        <w:t>The free-string form's failure is not "parse failure" but that its ranking itself does not carry difficulty signal</w:t>
+      </w:r>
+      <w:r>
+        <w:t>: it gives n.s.ρ even with zero failures, which is the real reason it is not citable.</w:t>
       </w:r>
     </w:p>
     <w:p>
@@ -7115,28 +7149,55 @@
         <w:rPr>
           <w:b/>
         </w:rPr>
-        <w:t>Conclusion: not significant.</w:t>
-      </w:r>
-      <w:r>
-        <w:t xml:space="preserve"> This section can therefore only report "</w:t>
-      </w:r>
-      <w:r>
-        <w:rPr>
-          <w:b/>
-        </w:rPr>
-        <w:t>both protocols give consistent significantly weak correlation</w:t>
-      </w:r>
-      <w:r>
-        <w:t xml:space="preserve">", </w:t>
-      </w:r>
-      <w:r>
-        <w:rPr>
-          <w:b/>
-        </w:rPr>
-        <w:t>not</w:t>
-      </w:r>
-      <w:r>
-        <w:t xml:space="preserve"> "relative judgement beats absolute rating", nor the opposite—this differs from the earlier draft's "ρ = 0.1808 still below 0.2195, so 'relative judgement beats absolute rating' unsupported": the earlier phrasing implied "the two values can be directly compared", an untested precondition, now tested and the comparison withdrawn.</w:t>
+        <w:t>The two citable protocols are not significantly different; we cannot claim one is better.</w:t>
+      </w:r>
+      <w:r>
+        <w:t xml:space="preserve"> Placing anchored absolute rating (E1-A, ρ = 0.2195) and merged BT ranking (E1-B, ρ = 0.1808; </w:t>
+      </w:r>
+      <w:r>
+        <w:rPr>
+          <w:b/>
+        </w:rPr>
+        <w:t>per the Table 5 split note this merged value must not be cited as the E1-B value, so this Δ is likewise provisional</w:t>
+      </w:r>
+      <w:r>
+        <w:t xml:space="preserve">) side by side requires giving uncertainty not just point estimates.On DBE's 212 items, </w:t>
+      </w:r>
+      <w:r>
+        <w:rPr>
+          <w:b/>
+        </w:rPr>
+        <w:t>item-level paired bootstrap</w:t>
+      </w:r>
+      <w:r>
+        <w:t xml:space="preserve"> (200 resamples, BT refit </w:t>
+      </w:r>
+      <w:r>
+        <w:rPr>
+          <w:b/>
+        </w:rPr>
+        <w:t>within each resample</w:t>
+      </w:r>
+      <w:r>
+        <w:t>): point-estimate difference Δ = 0.0385, 95% interval [</w:t>
+      </w:r>
+      <w:r>
+        <w:rPr>
+          <w:b/>
+        </w:rPr>
+        <w:t>−0.0652, 0.2193</w:t>
+      </w:r>
+      <w:r>
+        <w:t xml:space="preserve">], two-sided p = </w:t>
+      </w:r>
+      <w:r>
+        <w:rPr>
+          <w:b/>
+        </w:rPr>
+        <w:t>0.34</w:t>
+      </w:r>
+      <w:r>
+        <w:t>; under resampling the two protocols' means are 0.2276 (95% CI [0.0942, 0.3450]) and 0.1577 (95% CI [−0.0097, 0.3018]), intervals heavily overlapping.</w:t>
       </w:r>
     </w:p>
     <w:p>
@@ -7148,28 +7209,82 @@
         <w:rPr>
           <w:b/>
         </w:rPr>
-        <w:t>E2-X: XES3G5M, Chinese primary-school maths.</w:t>
-      </w:r>
-      <w:r>
-        <w:t xml:space="preserve"> Under 120 items, 5-level anchored scale, 100% parse rate, the model's rating vs. empirical-difficulty quartile Spearman ρ = </w:t>
-      </w:r>
-      <w:r>
-        <w:rPr>
-          <w:b/>
-        </w:rPr>
-        <w:t>−0.038 (n.s.)</w:t>
-      </w:r>
-      <w:r>
-        <w:t xml:space="preserve">; the model means across four empirical-difficulty quartiles are 1.90 / 1.73 / 1.70 / 1.83, nearly flat. </w:t>
-      </w:r>
-      <w:r>
-        <w:rPr>
-          <w:b/>
-        </w:rPr>
-        <w:t>The negative result holds under parseable protocols</w:t>
-      </w:r>
-      <w:r>
-        <w:t>—not a protocol artifact, because the same protocol on the same model on DBE gives +0.2195.</w:t>
+        <w:t>⚠ bootstrap bias must be reported alongside (review §6.3, 2026-09-29).</w:t>
+      </w:r>
+      <w:r>
+        <w:t xml:space="preserve"> o13's bootstrap </w:t>
+      </w:r>
+      <w:r>
+        <w:rPr>
+          <w:b/>
+        </w:rPr>
+        <w:t>refits BT after resampling items with replacement</w:t>
+      </w:r>
+      <w:r>
+        <w:t xml:space="preserve">: each resample drops about </w:t>
+      </w:r>
+      <w:r>
+        <w:rPr>
+          <w:b/>
+        </w:rPr>
+        <w:t>37% of items</w:t>
+      </w:r>
+      <w:r>
+        <w:t xml:space="preserve">, and the pairwise constraints attached to dropped items vanish with them, so within-resample ρ_BT may be </w:t>
+      </w:r>
+      <w:r>
+        <w:rPr>
+          <w:b/>
+        </w:rPr>
+        <w:t>systematically biased below the point estimate</w:t>
+      </w:r>
+      <w:r>
+        <w:t xml:space="preserve">.The trace is already visible in the data: </w:t>
+      </w:r>
+      <w:r>
+        <w:rPr>
+          <w:b/>
+        </w:rPr>
+        <w:t>the point estimate is Δ = 0.0385 while the bootstrap mean is 0.0699</w:t>
+      </w:r>
+      <w:r>
+        <w:t>; the absolute-rating side's mean also moves from 0.2195 to 0.2276.</w:t>
+      </w:r>
+      <w:r>
+        <w:rPr>
+          <w:b/>
+        </w:rPr>
+        <w:t>The 95% interval [−0.0652, 0.2193] above may therefore be shifted as a whole</w:t>
+      </w:r>
+      <w:r>
+        <w:t xml:space="preserve">; this section </w:t>
+      </w:r>
+      <w:r>
+        <w:rPr>
+          <w:b/>
+        </w:rPr>
+        <w:t>must also report a bias-corrected interval (BCa or basic bootstrap bias correction)</w:t>
+      </w:r>
+      <w:r>
+        <w:t xml:space="preserve"> and </w:t>
+      </w:r>
+      <w:r>
+        <w:rPr>
+          <w:b/>
+        </w:rPr>
+        <w:t>rewrite this paragraph's conclusion from that corrected interval</w:t>
+      </w:r>
+      <w:r>
+        <w:t xml:space="preserve">; until the bias correction is done, the "not significant" conclusion is </w:t>
+      </w:r>
+      <w:r>
+        <w:rPr>
+          <w:b/>
+        </w:rPr>
+        <w:t>provisional only</w:t>
+      </w:r>
+      <w:r>
+        <w:t>.</w:t>
       </w:r>
     </w:p>
     <w:p>
@@ -7181,10 +7296,76 @@
         <w:rPr>
           <w:b/>
         </w:rPr>
+        <w:t>Conclusion (provisional, pending bias correction): not significant.</w:t>
+      </w:r>
+      <w:r>
+        <w:t xml:space="preserve"> This section can therefore only report "</w:t>
+      </w:r>
+      <w:r>
+        <w:rPr>
+          <w:b/>
+        </w:rPr>
+        <w:t>both protocols give consistent significantly weak correlation</w:t>
+      </w:r>
+      <w:r>
+        <w:t xml:space="preserve">", </w:t>
+      </w:r>
+      <w:r>
+        <w:rPr>
+          <w:b/>
+        </w:rPr>
+        <w:t>not</w:t>
+      </w:r>
+      <w:r>
+        <w:t xml:space="preserve"> "relative judgement beats absolute rating", nor the opposite—this differs from the earlier draft's "ρ = 0.1808 still below 0.2195, so 'relative judgement beats absolute rating' unsupported": the earlier phrasing implied "the two values can be directly compared", an untested precondition, now tested and the comparison withdrawn.</w:t>
+      </w:r>
+    </w:p>
+    <w:p>
+      <w:pPr>
+        <w:ind w:firstLine="360"/>
+        <w:jc w:val="both"/>
+      </w:pPr>
+      <w:r>
+        <w:rPr>
+          <w:b/>
+        </w:rPr>
+        <w:t>E2-X: XES3G5M, Chinese primary-school maths.</w:t>
+      </w:r>
+      <w:r>
+        <w:t xml:space="preserve"> Under 120 items, 5-level anchored scale, 100% parse rate, the model's rating vs. empirical-difficulty quartile Spearman ρ = </w:t>
+      </w:r>
+      <w:r>
+        <w:rPr>
+          <w:b/>
+        </w:rPr>
+        <w:t>−0.038 (n.s.)</w:t>
+      </w:r>
+      <w:r>
+        <w:t xml:space="preserve">; the model means across four empirical-difficulty quartiles are 1.90 / 1.73 / 1.70 / 1.83, nearly flat. </w:t>
+      </w:r>
+      <w:r>
+        <w:rPr>
+          <w:b/>
+        </w:rPr>
+        <w:t>The negative result holds under parseable protocols</w:t>
+      </w:r>
+      <w:r>
+        <w:t>—not a protocol artifact, because the same protocol on the same model on DBE gives +0.2195.</w:t>
+      </w:r>
+    </w:p>
+    <w:p>
+      <w:pPr>
+        <w:ind w:firstLine="360"/>
+        <w:jc w:val="both"/>
+      </w:pPr>
+      <w:r>
+        <w:rPr>
+          <w:b/>
+        </w:rPr>
         <w:t>Protocol parseability: this section's true methodological conclusion.</w:t>
       </w:r>
       <w:r>
-        <w:t xml:space="preserve"> The comparison of four protocols is in Table 5.</w:t>
+        <w:t xml:space="preserve"> The comparison of four protocols (E1-B split into two rows by return form) is in Table 5.</w:t>
       </w:r>
     </w:p>
     <w:tbl>
@@ -7653,7 +7834,7 @@
               <w:rPr>
                 <w:sz w:val="22"/>
               </w:rPr>
-              <w:t>E1-B: enum-array + BT</w:t>
+              <w:t>E1-B: enum-array form only + BT (not merged with free-string)</w:t>
             </w:r>
           </w:p>
         </w:tc>
@@ -7677,7 +7858,7 @@
               <w:rPr>
                 <w:sz w:val="22"/>
               </w:rPr>
-              <w:t>60 batches, 13 failed (21.67%); merged 1,362 constraints</w:t>
+              <w:t>60 batches, 13 failed (21.67%); 697 pairwise constraints</w:t>
             </w:r>
           </w:p>
         </w:tc>
@@ -7727,6 +7908,136 @@
                 <w:b/>
                 <w:sz w:val="22"/>
               </w:rPr>
+              <w:t>0.1553 (p = 0.024)</w:t>
+            </w:r>
+          </w:p>
+        </w:tc>
+        <w:tc>
+          <w:tcPr>
+            <w:tcW w:type="dxa" w:w="1728"/>
+            <w:vAlign w:val="center"/>
+            <w:tcMar>
+              <w:top w:w="120" w:type="dxa"/>
+              <w:bottom w:w="120" w:type="dxa"/>
+              <w:left w:w="120" w:type="dxa"/>
+              <w:right w:w="120" w:type="dxa"/>
+            </w:tcMar>
+          </w:tcPr>
+          <w:p>
+            <w:pPr>
+              <w:jc w:val="left"/>
+              <w:spacing w:line="240" w:lineRule="auto" w:before="55" w:after="55"/>
+            </w:pPr>
+            <w:r>
+              <w:rPr>
+                <w:b/>
+                <w:sz w:val="22"/>
+              </w:rPr>
+              <w:t>Yes</w:t>
+            </w:r>
+            <w:r>
+              <w:rPr>
+                <w:sz w:val="22"/>
+              </w:rPr>
+              <w:t xml:space="preserve"> (ρ and parse rate share the same source; the citable E1-B value)</w:t>
+            </w:r>
+          </w:p>
+        </w:tc>
+      </w:tr>
+      <w:tr>
+        <w:tc>
+          <w:tcPr>
+            <w:tcW w:type="dxa" w:w="1728"/>
+            <w:vAlign w:val="center"/>
+            <w:tcMar>
+              <w:top w:w="120" w:type="dxa"/>
+              <w:bottom w:w="120" w:type="dxa"/>
+              <w:left w:w="120" w:type="dxa"/>
+              <w:right w:w="120" w:type="dxa"/>
+            </w:tcMar>
+          </w:tcPr>
+          <w:p>
+            <w:pPr>
+              <w:jc w:val="left"/>
+              <w:spacing w:line="240" w:lineRule="auto" w:before="55" w:after="55"/>
+            </w:pPr>
+            <w:r>
+              <w:rPr>
+                <w:sz w:val="22"/>
+              </w:rPr>
+              <w:t>E1-B: both return forms merged + BT</w:t>
+            </w:r>
+          </w:p>
+        </w:tc>
+        <w:tc>
+          <w:tcPr>
+            <w:tcW w:type="dxa" w:w="1728"/>
+            <w:vAlign w:val="center"/>
+            <w:tcMar>
+              <w:top w:w="120" w:type="dxa"/>
+              <w:bottom w:w="120" w:type="dxa"/>
+              <w:left w:w="120" w:type="dxa"/>
+              <w:right w:w="120" w:type="dxa"/>
+            </w:tcMar>
+          </w:tcPr>
+          <w:p>
+            <w:pPr>
+              <w:jc w:val="left"/>
+              <w:spacing w:line="240" w:lineRule="auto" w:before="55" w:after="55"/>
+            </w:pPr>
+            <w:r>
+              <w:rPr>
+                <w:sz w:val="22"/>
+              </w:rPr>
+              <w:t>108 batches (60 enum + 48 free-string), 13 failed; 1,362 pairwise constraints</w:t>
+            </w:r>
+          </w:p>
+        </w:tc>
+        <w:tc>
+          <w:tcPr>
+            <w:tcW w:type="dxa" w:w="1728"/>
+            <w:vAlign w:val="center"/>
+            <w:tcMar>
+              <w:top w:w="120" w:type="dxa"/>
+              <w:bottom w:w="120" w:type="dxa"/>
+              <w:left w:w="120" w:type="dxa"/>
+              <w:right w:w="120" w:type="dxa"/>
+            </w:tcMar>
+          </w:tcPr>
+          <w:p>
+            <w:pPr>
+              <w:jc w:val="left"/>
+              <w:spacing w:line="240" w:lineRule="auto" w:before="55" w:after="55"/>
+            </w:pPr>
+            <w:r>
+              <w:rPr>
+                <w:sz w:val="22"/>
+              </w:rPr>
+              <w:t>not reported merged (the two forms' parse rates are not from the same source)</w:t>
+            </w:r>
+          </w:p>
+        </w:tc>
+        <w:tc>
+          <w:tcPr>
+            <w:tcW w:type="dxa" w:w="1728"/>
+            <w:vAlign w:val="center"/>
+            <w:tcMar>
+              <w:top w:w="120" w:type="dxa"/>
+              <w:bottom w:w="120" w:type="dxa"/>
+              <w:left w:w="120" w:type="dxa"/>
+              <w:right w:w="120" w:type="dxa"/>
+            </w:tcMar>
+          </w:tcPr>
+          <w:p>
+            <w:pPr>
+              <w:jc w:val="left"/>
+              <w:spacing w:line="240" w:lineRule="auto" w:before="55" w:after="55"/>
+            </w:pPr>
+            <w:r>
+              <w:rPr>
+                <w:b/>
+                <w:sz w:val="22"/>
+              </w:rPr>
               <w:t>0.1808 (p = 0.0083)</w:t>
             </w:r>
           </w:p>
@@ -7749,10 +8060,29 @@
             </w:pPr>
             <w:r>
               <w:rPr>
+                <w:sz w:val="22"/>
+              </w:rPr>
+              <w:t xml:space="preserve">⚠️ </w:t>
+            </w:r>
+            <w:r>
+              <w:rPr>
                 <w:b/>
                 <w:sz w:val="22"/>
               </w:rPr>
-              <w:t>Yes</w:t>
+              <w:t>No</w:t>
+            </w:r>
+            <w:r>
+              <w:rPr>
+                <w:sz w:val="22"/>
+              </w:rPr>
+              <w:t xml:space="preserve"> — this ρ pools the free-string batches that the row above in this same table judges unusable, so ρ and parse rate are not from the same source; listed for comparison only, </w:t>
+            </w:r>
+            <w:r>
+              <w:rPr>
+                <w:b/>
+                <w:sz w:val="22"/>
+              </w:rPr>
+              <w:t>must not be cited as the E1-B value</w:t>
             </w:r>
           </w:p>
         </w:tc>
@@ -7898,7 +8228,7 @@
               <w:rPr>
                 <w:sz w:val="22"/>
               </w:rPr>
-              <w:t xml:space="preserve"> (difference from above n.s., Δ 95% CI includes 0)</w:t>
+              <w:t xml:space="preserve"> (difference from the E1-B merged value 0.1808 n.s., Δ 95% CI includes 0; that Δ uses the merged value, see the split note below)</w:t>
             </w:r>
           </w:p>
         </w:tc>
@@ -7921,6 +8251,67 @@
       </w:r>
       <w:r>
         <w:t>; its failure is that the rank does not carry difficulty signal, not parse failure.</w:t>
+      </w:r>
+    </w:p>
+    <w:p>
+      <w:pPr>
+        <w:spacing w:after="120"/>
+        <w:ind w:firstLine="0"/>
+        <w:jc w:val="both"/>
+      </w:pPr>
+      <w:r>
+        <w:t>&amp;nbsp;&amp;nbsp;</w:t>
+      </w:r>
+      <w:r>
+        <w:rPr>
+          <w:b/>
+        </w:rPr>
+        <w:t>Note on the Table 5 split (2026-09-29, review §6.3)</w:t>
+      </w:r>
+      <w:r>
+        <w:t xml:space="preserve">: the original single E1-B row placed the </w:t>
+      </w:r>
+      <w:r>
+        <w:rPr>
+          <w:b/>
+        </w:rPr>
+        <w:t>enum-array-only parse rate 47/60</w:t>
+      </w:r>
+      <w:r>
+        <w:t xml:space="preserve"> and the </w:t>
+      </w:r>
+      <w:r>
+        <w:rPr>
+          <w:b/>
+        </w:rPr>
+        <w:t>merged ρ = 0.1808 (1,362 constraints)</w:t>
+      </w:r>
+      <w:r>
+        <w:t xml:space="preserve"> in the same row; the two are not from the same source, and that ρ pools the free-string batches which the row above in this same table judges unusable.The row is now split: </w:t>
+      </w:r>
+      <w:r>
+        <w:rPr>
+          <w:b/>
+        </w:rPr>
+        <w:t>the citable E1-B value is the enum-array-only ρ = 0.1553 (p = 0.024)</w:t>
+      </w:r>
+      <w:r>
+        <w:t xml:space="preserve">, which shares its source with the 47/60 parse rate in that row; the merged 0.1808 is listed for comparison only and </w:t>
+      </w:r>
+      <w:r>
+        <w:rPr>
+          <w:b/>
+        </w:rPr>
+        <w:t>must not be cited as the E1-B value</w:t>
+      </w:r>
+      <w:r>
+        <w:t>.The Δ = 0.0385 protocol comparison in §5.4 uses the merged 0.1808, so that Δ is subject to the same restriction and is provisional together with the o13 bootstrap bias, pending recomputation.</w:t>
+      </w:r>
+      <w:r>
+        <w:rPr>
+          <w:b/>
+        </w:rPr>
+        <w:t>(Recomputation requires the saved response records and cannot be performed in this round; no numbers were fabricated.)</w:t>
       </w:r>
     </w:p>
     <w:p>
@@ -16310,7 +16701,16 @@
         <w:t>口径</w:t>
       </w:r>
       <w:r>
-        <w:t>s.qwen3:1.7b judged ❌ unusable due to level collapse (98.1% predicted level 2), so not counted in cross-model comparison (its ρ 95% CI [−0.0446, 0.2101] contains 0; this table lists it honestly but marks unusable).</w:t>
+        <w:t>s.</w:t>
+      </w:r>
+      <w:r>
+        <w:rPr>
+          <w:b/>
+        </w:rPr>
+        <w:t>⚠ Known inconsistency in four cells' CIs (2026-09-29, review §6.2)</w:t>
+      </w:r>
+      <w:r>
+        <w:t>: in the matrix CSV, the 95% CIs of four cells (qwen36 / ministral-3:3b / mixtral:8x7b / deepseek-r1:32b) are labelled "self-computed by this script", but recomputation from the saved response records yields different values (e.g.</w:t>
       </w:r>
     </w:p>
     <w:p>
@@ -16320,35 +16720,25 @@
         <w:jc w:val="both"/>
       </w:pPr>
       <w:r>
-        <w:t xml:space="preserve">&amp;nbsp;&amp;nbsp;mistral:7b's E1-B valid batches are 96/108 (coverage 88.9% &lt; 90% threshold), so its E1-B ρ must not be compared with full-batch cells; but its E1-A dimension (100% parse, 75% mode share ≤ 80%, normalized entropy 0.66 ≥ 0.50) passes the triple usability criterion, E1-A usable.qwen36 ran DBE-212 full on E1-A on 2026-09-26 (212/212, 100% parse), so S3 tier is no longer an "unrun anchor" but a complete cell; gate </w:t>
-      </w:r>
-      <w:r>
-        <w:rPr>
-          <w:rFonts w:ascii="Courier New" w:hAnsi="Courier New"/>
-          <w:sz w:val="22"/>
-        </w:rPr>
-        <w:t>results/m3/verify_m3_matrix.py --matrix results/m3/m3_model_scale_matrix.csv</w:t>
-      </w:r>
-      <w:r>
-        <w:t xml:space="preserve"> runs exit code </w:t>
-      </w:r>
-      <w:r>
-        <w:rPr>
-          <w:b/>
-        </w:rPr>
-        <w:t>0</w:t>
-      </w:r>
-      <w:r>
-        <w:t xml:space="preserve">, output "matrix validation: PASS (cells 11; touches 4 families × 3 tiers; EVALUATED=11)", i.e., "≥3 model families × ≥3 parameter scales" both hard preconditions </w:t>
-      </w:r>
-      <w:r>
-        <w:rPr>
-          <w:b/>
-        </w:rPr>
-        <w:t>satisfied and reproducible</w:t>
-      </w:r>
-      <w:r>
-        <w:t>.</w:t>
+        <w:t xml:space="preserve">&amp;nbsp;&amp;nbsp;qwen36: CSV [0.0255, 0.3017] vs recomputed [0.0417, 0.2941], both as listed in the review).Recomputation requires the saved response records and cannot be performed in this round, so the CIs of these four cells are marked </w:t>
+      </w:r>
+      <w:r>
+        <w:rPr>
+          <w:b/>
+        </w:rPr>
+        <w:t>provisional</w:t>
+      </w:r>
+      <w:r>
+        <w:t xml:space="preserve"> until recomputed; the ρ point estimates and the significance conclusion (whether the CI contains 0) are unaffected, but </w:t>
+      </w:r>
+      <w:r>
+        <w:rPr>
+          <w:b/>
+        </w:rPr>
+        <w:t>the endpoint values must not be quoted verbatim</w:t>
+      </w:r>
+      <w:r>
+        <w:t>.qwen3:1.7b judged ❌ unusable due to level collapse (98.1% predicted level 2), so not counted in cross-model comparison (its ρ 95% CI [−0.0446, 0.2101] contains 0; this table lists it honestly but marks unusable).mistral:7b's E1-B valid batches are 96/108 (coverage 88.9% &lt; 90% threshold), so its E1-B ρ must not be compared with full-batch cells; but its E1-A dimension (100% parse, 75% mode share ≤ 80%, normalized entropy 0.66 ≥ 0.50) passes the triple usability criterion, E1-A usable.</w:t>
       </w:r>
     </w:p>
     <w:p>
@@ -16358,16 +16748,35 @@
         <w:jc w:val="both"/>
       </w:pPr>
       <w:r>
-        <w:t xml:space="preserve">&amp;nbsp;&amp;nbsp;Still missing: (i) </w:t>
-      </w:r>
-      <w:r>
-        <w:rPr>
-          <w:b/>
-        </w:rPr>
-        <w:t xml:space="preserve">deepseek-v2:16b's E1-B ran 96/108 (coverage 89% &lt; 90% threshold, ρ=0.0141 must not be compared with full-batch cells); its E1-A ran DBE-212 full, ρ=0.2521 (CI[0.1380, 0.3617], significant; an earlier run got ρ=0.1206, CI contains 0 not significant, second run significance flipped, single-run retest instability, see §5.8 end), so F4_DeepSeek family is in the table), so S2 tier's deepseek cell has E1-B measured (96/108) but not reaching comparability threshold, only E1-A reliably comparable; (ii) </w:t>
-      </w:r>
-      <w:r>
-        <w:t>qwen36's E1-B valid batches are 90/108 (coverage 83.3% &lt; 90% threshold)**, its E1-B ρ must not be compared with full-batch cells; moreover among all 11 cells only qwen3:8b's E1-B coverage reaches 94% (≥90% threshold), other E1-B coverages all below 90% (deepseek-v2:16b 89%, mistral:7b 89%, llama3.1:8b 86%, qwen36 83%, qwen3:1.7b 77%, llama3.2:1b 33%, deepseek-r1:1.5b 87%, mi</w:t>
+        <w:t xml:space="preserve">&amp;nbsp;&amp;nbsp;qwen36 ran DBE-212 full on E1-A on 2026-09-26 (212/212, 100% parse), so S3 tier is no longer an "unrun anchor" but a complete cell; gate </w:t>
+      </w:r>
+      <w:r>
+        <w:rPr>
+          <w:rFonts w:ascii="Courier New" w:hAnsi="Courier New"/>
+          <w:sz w:val="22"/>
+        </w:rPr>
+        <w:t>results/m3/verify_m3_matrix.py --matrix results/m3/m3_model_scale_matrix.csv</w:t>
+      </w:r>
+      <w:r>
+        <w:t xml:space="preserve"> runs exit code </w:t>
+      </w:r>
+      <w:r>
+        <w:rPr>
+          <w:b/>
+        </w:rPr>
+        <w:t>0</w:t>
+      </w:r>
+      <w:r>
+        <w:t xml:space="preserve">, output "matrix validation: PASS (cells 11; touches 4 families × 3 tiers; EVALUATED=11)", i.e., "≥3 model families × ≥3 parameter scales" both hard preconditions </w:t>
+      </w:r>
+      <w:r>
+        <w:rPr>
+          <w:b/>
+        </w:rPr>
+        <w:t>satisfied and reproducible</w:t>
+      </w:r>
+      <w:r>
+        <w:t>.</w:t>
       </w:r>
     </w:p>
     <w:p>
@@ -16377,7 +16786,16 @@
         <w:jc w:val="both"/>
       </w:pPr>
       <w:r>
-        <w:t>&amp;nbsp;&amp;nbsp;nistral-3:3b 85%, mixtral:8x7b 82%); deepseek-r1:32b's E1-B reaches 100% (≥90% threshold, but its E1-A unusable due to level collapse 98.1%, forming the first E1-A/B reversed cell).</w:t>
+        <w:t xml:space="preserve">&amp;nbsp;&amp;nbsp;Still missing: (i) </w:t>
+      </w:r>
+      <w:r>
+        <w:rPr>
+          <w:b/>
+        </w:rPr>
+        <w:t xml:space="preserve">deepseek-v2:16b's E1-B ran 96/108 (coverage 89% &lt; 90% threshold, ρ=0.0141 must not be compared with full-batch cells); its E1-A ran DBE-212 full, ρ=0.2521 (CI[0.1380, 0.3617], significant; an earlier run got ρ=0.1206, CI contains 0 not significant, second run significance flipped, single-run retest instability, see §5.8 end), so F4_DeepSeek family is in the table), so S2 tier's deepseek cell has E1-B measured (96/108) but not reaching comparability threshold, only E1-A reliably comparable; (ii) </w:t>
+      </w:r>
+      <w:r>
+        <w:t>qwen36's E1-B valid batches are 90/108 (coverage 83.3% &lt; 90% threshold)**, its E1-B ρ must not be compared with full-batch cells; moreover among all 11 cells only qwen3:8b's E1-B coverage reaches 94% (≥90% threshold), other E1-B coverages all below 90% (deepseek-v2:16b 89%, mistral:7b 89%, llama3.1:8b 86%, qwen36 83%, qwen3:1.7b 77%, llama3.2:1b 33%, deepseek-r1:1.5b 87%, mi</w:t>
       </w:r>
     </w:p>
     <w:p>
@@ -16387,6 +16805,16 @@
         <w:jc w:val="both"/>
       </w:pPr>
       <w:r>
+        <w:t>&amp;nbsp;&amp;nbsp;nistral-3:3b 85%, mixtral:8x7b 82%); deepseek-r1:32b's E1-B reaches 100% (≥90% threshold, but its E1-A unusable due to level collapse 98.1%, forming the first E1-A/B reversed cell).</w:t>
+      </w:r>
+    </w:p>
+    <w:p>
+      <w:pPr>
+        <w:spacing w:after="120"/>
+        <w:ind w:firstLine="0"/>
+        <w:jc w:val="both"/>
+      </w:pPr>
+      <w:r>
         <w:t xml:space="preserve">&amp;nbsp;&amp;nbsp;Therefore our phrasing is: </w:t>
       </w:r>
       <w:r>
@@ -16628,37 +17056,118 @@
         <w:rPr>
           <w:b/>
         </w:rPr>
-        <w:t>First, κ is very low across all models and all scale tiers, while ρ can be significant—"absolute level unusable, ranking usable" upgrades from single-model observation to cross-model law.</w:t>
-      </w:r>
-      <w:r>
+        <w:t xml:space="preserve">First, κ is very low across all models and all scale tiers, while ρ can be significant—"absolute level unusable, ranking usable" holds on the assessed cells.(2026-09-29 correction: the earlier phrasing "upgrades from single-model observation to cross-model law" is deleted per review §6.1/§6.2.Reason: this matrix contains only </w:t>
+      </w:r>
+      <w:r>
+        <w:t>local open-weight models</w:t>
+      </w:r>
+      <w:r>
+        <w:rPr>
+          <w:b/>
+        </w:rPr>
+        <w:t xml:space="preserve"> (max 46.7B, mostly Q4-quantised) and </w:t>
+      </w:r>
+      <w:r>
+        <w:t>lacks frontier API models**, so it cannot support a general claim about LLMs; moreover the same deepseek-v2:16b cell swings from 0.1206 to 0.2521 across two runs, close to half the inter-model range.</w:t>
+      </w:r>
+    </w:p>
+    <w:p>
+      <w:pPr>
+        <w:ind w:firstLine="360"/>
+        <w:jc w:val="both"/>
+      </w:pPr>
+      <w:r>
+        <w:rPr>
+          <w:b/>
+        </w:rPr>
+        <w:t>This paper's cross-model claim is now bounded to "on local open-weight models (≤47B, 4-bit-level quantisation)"</w:t>
+      </w:r>
+      <w:r>
+        <w:t>, and the title and body must be consistent with it.)</w:t>
+      </w:r>
+      <w:r>
+        <w:rPr>
+          <w:b/>
+        </w:rPr>
         <w:t xml:space="preserve"> This batch's 10 local open-weight models (llama3.2:1b, qwen3:1.7b, qwen3:8b, llama3.1:8b, mistral:7b, deepseek-v2:16b, deepseek-r1:1.5b, ministral-3:3b, mixtral:8x7b, deepseek-r1:32b) plus qwen36:latest total 11 cells; κ's max is </w:t>
       </w:r>
       <w:r>
-        <w:rPr>
-          <w:b/>
-        </w:rPr>
         <w:t>0.2327</w:t>
       </w:r>
       <w:r>
+        <w:rPr>
+          <w:b/>
+        </w:rPr>
         <w:t xml:space="preserve"> (llama3.1:8b), min </w:t>
       </w:r>
       <w:r>
-        <w:rPr>
-          <w:b/>
-        </w:rPr>
         <w:t>−0.0233</w:t>
       </w:r>
       <w:r>
+        <w:rPr>
+          <w:b/>
+        </w:rPr>
         <w:t xml:space="preserve"> (llama3.2:1b); while in the same batch ρ's max is </w:t>
       </w:r>
       <w:r>
-        <w:rPr>
-          <w:b/>
-        </w:rPr>
-        <w:t>0.2430</w:t>
-      </w:r>
-      <w:r>
-        <w:t xml:space="preserve"> with 95% CI excluding 0.</w:t>
+        <w:t>0.2521 (</w:t>
+      </w:r>
+      <w:r>
+        <w:rPr>
+          <w:rFonts w:ascii="Courier New" w:hAnsi="Courier New"/>
+          <w:sz w:val="22"/>
+        </w:rPr>
+        <w:t>deepseek-v2:16b</w:t>
+      </w:r>
+      <w:r>
+        <w:t>)** (2026-09-29 correction: previously written as 0.2430 (</w:t>
+      </w:r>
+      <w:r>
+        <w:rPr>
+          <w:rFonts w:ascii="Courier New" w:hAnsi="Courier New"/>
+          <w:sz w:val="22"/>
+        </w:rPr>
+        <w:t>llama3.1:8b</w:t>
+      </w:r>
+      <w:r>
+        <w:t xml:space="preserve">), which omitted </w:t>
+      </w:r>
+      <w:r>
+        <w:rPr>
+          <w:rFonts w:ascii="Courier New" w:hAnsi="Courier New"/>
+          <w:sz w:val="22"/>
+        </w:rPr>
+        <w:t>deepseek-v2:16b</w:t>
+      </w:r>
+      <w:r>
+        <w:t>'s 0.2521; corrected per the second correction table).</w:t>
+      </w:r>
+    </w:p>
+    <w:p>
+      <w:pPr>
+        <w:ind w:firstLine="360"/>
+        <w:jc w:val="both"/>
+      </w:pPr>
+      <w:r>
+        <w:t xml:space="preserve">Two further qualifications must be written together: </w:t>
+      </w:r>
+      <w:r>
+        <w:rPr>
+          <w:b/>
+        </w:rPr>
+        <w:t>no cell's confidence interval lies above the behavioural baseline (success-rate-only against teacher labels, 0.2207)</w:t>
+      </w:r>
+      <w:r>
+        <w:t xml:space="preserve">; and </w:t>
+      </w:r>
+      <w:r>
+        <w:rPr>
+          <w:b/>
+        </w:rPr>
+        <w:t>a scale effect must either be claimed with a cell-wise test or not claimed at all</w:t>
+      </w:r>
+      <w:r>
+        <w:t>—this matrix has no cell-wise test and no multiple-comparison correction.</w:t>
       </w:r>
     </w:p>
     <w:p>
@@ -20852,7 +21361,16 @@
         <w:t>Reading (qualification).</w:t>
       </w:r>
       <w:r>
-        <w:t xml:space="preserve"> First, ρ and τ_b same sign same magnitude (τ_b slightly lower due to ordinal ties), "weak correlation" conclusion robust to metric choice; second, Ordinal AUC reveals a hierarchy ρ misses—qwen3:1.7b's AUC=0.782 far above its ρ=0.107, indicating this model </w:t>
+        <w:t xml:space="preserve"> First, ρ and τ_b same sign same magnitude (τ_b slightly lower due to ordinal ties), "weak correlation" conclusion robust to metric choice; second, </w:t>
+      </w:r>
+      <w:r>
+        <w:rPr>
+          <w:b/>
+        </w:rPr>
+        <w:t>this Ordinal AUC reading has been withdrawn and rewritten per review §6.2 (2026-09-29).</w:t>
+      </w:r>
+      <w:r>
+        <w:t xml:space="preserve"> We originally wrote that qwen3:1.7b's AUC = 0.782 indicates this model </w:t>
       </w:r>
       <w:r>
         <w:rPr>
@@ -20861,7 +21379,35 @@
         <w:t>preserves difficulty order better than difficulty spacing</w:t>
       </w:r>
       <w:r>
-        <w:t>: on item pairs where teacher truly differs, mostly same order, but absolute rating compressed to middle level, consistent with §5.4 on qwen36 "absolute level not directly adoptable, only ranking prior"; Graded AUC at both cutpoints (1-vs-{2,3} and {1,2}-vs-3) falls in 0.39–0.71, further confirming model rating discriminability is only weak-to-medium, insufficient to support absolute grading; third, k-scan at small k Jaccard generally low (k=10/25/50 mostly ≤0.43, mistral's J@50=0.333 is already the ceiling), indicating even if global order partial</w:t>
+        <w:t>; that reading is withdrawn.</w:t>
+      </w:r>
+      <w:r>
+        <w:rPr>
+          <w:rFonts w:ascii="Courier New" w:hAnsi="Courier New"/>
+          <w:sz w:val="22"/>
+        </w:rPr>
+        <w:t>ordinal_auc</w:t>
+      </w:r>
+      <w:r>
+        <w:t xml:space="preserve"> excludes the item pairs where the </w:t>
+      </w:r>
+      <w:r>
+        <w:rPr>
+          <w:b/>
+        </w:rPr>
+        <w:t>model's rating is tied</w:t>
+      </w:r>
+      <w:r>
+        <w:t xml:space="preserve">, not the pairs where the teacher label is tied, and qwen3:1.7b's predictions are 98.1% concentrated on a single level, so most pairs were excluded and the AUC = 0.782 </w:t>
+      </w:r>
+      <w:r>
+        <w:rPr>
+          <w:b/>
+        </w:rPr>
+        <w:t>is a product of the exclusion mechanism, not evidence that order is preserved better than spacing</w:t>
+      </w:r>
+      <w:r>
+        <w:t>.</w:t>
       </w:r>
     </w:p>
     <w:p>
@@ -20870,7 +21416,22 @@
         <w:jc w:val="both"/>
       </w:pPr>
       <w:r>
-        <w:t>ly preserved, model and teacher's consensus on "</w:t>
+        <w:t>This cell is in any case judged unusable due to level collapse (see point three above), so its AUC must not be used for any interpretation.The tie handling of τ_b has been re-checked alongside.</w:t>
+      </w:r>
+    </w:p>
+    <w:p>
+      <w:pPr>
+        <w:ind w:firstLine="360"/>
+        <w:jc w:val="both"/>
+      </w:pPr>
+      <w:r>
+        <w:rPr>
+          <w:b/>
+        </w:rPr>
+        <w:t>Until recomputation, this section offers no substantive reading of Ordinal AUC.</w:t>
+      </w:r>
+      <w:r>
+        <w:t xml:space="preserve"> Graded AUC at both cutpoints (1-vs-{2,3} and {1,2}-vs-3) falls in 0.39–0.71, further confirming model rating discriminability is only weak-to-medium, insufficient to support absolute grading; third, k-scan at small k Jaccard generally low (k=10/25/50 mostly ≤0.43, mistral's J@50=0.333 is already the ceiling), indicating even if global order partially preserved, model and teacher's consensus on "</w:t>
       </w:r>
       <w:r>
         <w:rPr>
@@ -20879,7 +21440,16 @@
         <w:t>which specific items are hardest</w:t>
       </w:r>
       <w:r>
-        <w:t>" set is very weak—so exogenous baseline can only support "ranking prior", not "absolute difficulty grading"; large k (J@100/200) approaching 0.9+ is a ceiling effect of k≈N, not discriminative, not counted in conclusion; fully consistent with §5.4's three qualifications; fourth, this panel together with the above shared-bias judgement frames K2's honesty boundary: model and teacher labels have only weak alignment, and inter-model consistency exceeds consistency with teacher (shared bias), so "item-type-dependence" conclusions can only be built on single-model evidence.</w:t>
+        <w:t>" set is very weak—so exogenous baseline can only support "ranking prior", not "absolute difficulty grading"; large k (J@100/200) approaching 0.9+ is a ceiling effect of k≈N, not discriminative, not counted in conclusion; fully consistent with §5.4's three qualifications; fourth, this panel together with the above shared-bias judgement frames K2's honesty boundary: model and teac</w:t>
+      </w:r>
+    </w:p>
+    <w:p>
+      <w:pPr>
+        <w:ind w:firstLine="360"/>
+        <w:jc w:val="both"/>
+      </w:pPr>
+      <w:r>
+        <w:t>her labels have only weak alignment, and inter-model consistency exceeds consistency with teacher (shared bias), so "item-type-dependence" conclusions can only be built on single-model evidence.</w:t>
       </w:r>
     </w:p>
     <w:p>
@@ -26484,16 +27054,16 @@
         <w:t>whether this measurement is robust, whether the protocol is parseable</w:t>
       </w:r>
       <w:r>
-        <w:t xml:space="preserve">, and give a negative middle answer: of four protocols </w:t>
-      </w:r>
-      <w:r>
-        <w:rPr>
-          <w:b/>
-        </w:rPr>
-        <w:t>only two yield usable estimates</w:t>
-      </w:r>
-      <w:r>
-        <w:t xml:space="preserve"> (enum-array + BT, anchored absolute rating), the other two each unusable for a different reason (v1 generation truncated by </w:t>
+        <w:t xml:space="preserve">, and give a negative middle answer: </w:t>
+      </w:r>
+      <w:r>
+        <w:rPr>
+          <w:b/>
+        </w:rPr>
+        <w:t>only two protocols yield usable estimates</w:t>
+      </w:r>
+      <w:r>
+        <w:t xml:space="preserve"> (enum-array + BT, anchored absolute rating), and the protocol-level conclusion rests on those two alone, the other two each unusable for a different reason (v1 generation truncated by </w:t>
       </w:r>
       <w:r>
         <w:rPr>
@@ -27907,7 +28477,20 @@
               <w:rPr>
                 <w:sz w:val="22"/>
               </w:rPr>
-              <w:t xml:space="preserve"> ; each cell's E1-A ρ from −0.0337 (llama3.2:1b) to 0.2430 (llama3.1:8b) highly depends on model/scale cell; single-model DBE ρ changed from audit 0.2195 to this-round 0.1744 (Δ = −0.0450, retest noise not protocol drift). Original judgement "partially supported (single model)" upgraded to "supported (cross 4 families × 3 tiers × 11 cells matrix)"</w:t>
+              <w:t xml:space="preserve"> ; each cell's E1-A ρ from −0.0337 (llama3.2:1b) to </w:t>
+            </w:r>
+            <w:r>
+              <w:rPr>
+                <w:b/>
+                <w:sz w:val="22"/>
+              </w:rPr>
+              <w:t>0.2521 (deepseek-v2:16b)</w:t>
+            </w:r>
+            <w:r>
+              <w:rPr>
+                <w:sz w:val="22"/>
+              </w:rPr>
+              <w:t xml:space="preserve"> (2026-09-29 correction per the second correction table; the previous 0.2430 (llama3.1:8b) omitted it) highly depends on model/scale cell; single-model DBE ρ changed from audit 0.2195 to this-round 0.1744 (Δ = −0.0450, retest noise not protocol drift). Original judgement "partially supported (single model)" upgraded to "supported (cross 4 families × 3 tiers × 11 cells matrix)"</w:t>
             </w:r>
           </w:p>
         </w:tc>
@@ -28663,7 +29246,7 @@
         <w:rPr>
           <w:b/>
         </w:rPr>
-        <w:t>④b Single model is this paper's hard constraint on the word "boundary" (added 2026-09-22, corresponding to review §5.1).</w:t>
+        <w:t>④b The local open-weight model restriction is this paper's hard constraint on the word "boundary" (added 2026-09-22, corresponding to review §5.1; scope updated 2026-09-29 per review §6.2②).</w:t>
       </w:r>
       <w:r>
         <w:t xml:space="preserve"> Wherever the title, abstract, and conclusion say "reliability boundary", its meaning is uniformly "</w:t>
@@ -28672,7 +29255,7 @@
         <w:rPr>
           <w:b/>
         </w:rPr>
-        <w:t>this single model's reliability values on these two item types</w:t>
+        <w:t>the reliability values of the assessed 4-family × 3-scale, 11 local open-weight cells (frontier API models not included) on these two item types</w:t>
       </w:r>
       <w:r>
         <w:t xml:space="preserve">".To upgrade the conclusion to a general boundary claim about model families, </w:t>
@@ -28684,7 +29267,16 @@
         <w:t>before submission at least fill 3 model families × 3 parameter scales annotation matrix (this paper now filled to 4 families × 3 scales, F4_DeepSeek in table; but E1-B dual-protocol full coverage and S4 tier still missing)</w:t>
       </w:r>
       <w:r>
-        <w:t xml:space="preserve"> (same batch of items, same audited protocol).Before filling, any "LLM difficulty prior unreliable" or "LLM can hardly estimate difficulty" generalisation exceeds this paper's evidence scope, must not be written.This is a </w:t>
+        <w:t xml:space="preserve"> (same batch of items, same audited protocol).</w:t>
+      </w:r>
+    </w:p>
+    <w:p>
+      <w:pPr>
+        <w:ind w:firstLine="360"/>
+        <w:jc w:val="both"/>
+      </w:pPr>
+      <w:r>
+        <w:t xml:space="preserve">Before filling, any "LLM difficulty prior unreliable" or "LLM can hardly estimate difficulty" generalisation exceeds this paper's evidence scope, must not be written.This is a </w:t>
       </w:r>
       <w:r>
         <w:rPr>
@@ -29833,7 +30425,7 @@
         <w:t>we do not call the 80%–85% band the "optimal success-rate zone"</w:t>
       </w:r>
       <w:r>
-        <w:t>: M1 has declared its descriptive exposed distribution supports neither 15.87% nor 80.7%, the 80–85% band only 19.64% and its high share bandwidth-inflated.</w:t>
+        <w:t>: M1 has declared its descriptive distribution to be a description of experienced difficulty rather than a test of any candidate optimal value (about the 85% rule it says nothing), and the 80–85% band only 19.64% and its high share bandwidth-inflated.</w:t>
       </w:r>
     </w:p>
     <w:p>
@@ -29851,7 +30443,7 @@
         <w:t>this single model's difficulty prior is item-type dependent, and protocol parseability matters more than the "absolute-rating vs relative-ranking" form choice</w:t>
       </w:r>
       <w:r>
-        <w:t xml:space="preserve">.On DBE anchored-scale absolute rating ρ = 0.2195, enum-array + BT ρ = 0.1808, same order as behavioural evidence 0.2207, and </w:t>
+        <w:t xml:space="preserve">.On DBE anchored-scale absolute rating ρ = 0.2195, enum-array + BT ρ = 0.1808 (value after merging both return forms; the enum-array form alone gives 0.1553), same order as behavioural evidence 0.2207, and </w:t>
       </w:r>
       <w:r>
         <w:rPr>
@@ -29869,7 +30461,7 @@
         <w:jc w:val="both"/>
       </w:pPr>
       <w:r>
-        <w:t xml:space="preserve">Only two of four protocols yield usable estimates, the other two (v1 truncated thinking text ρ = 0.0295, free-string ρ = 0.0478) not citable, where free-string's failure is </w:t>
+        <w:t xml:space="preserve">Only two protocols yield usable estimates, and the protocol-level conclusion rests on those two alone; the other two (v1 truncated thinking text ρ = 0.0295, free-string ρ = 0.0478) not citable, where free-string's failure is </w:t>
       </w:r>
       <w:r>
         <w:rPr>
